--- a/Arquitectura de Sistemas Computacionales/Kit docente/Clase 13/Guion Docente Clase 13 - Escalabilidad automatica.docx
+++ b/Arquitectura de Sistemas Computacionales/Kit docente/Clase 13/Guion Docente Clase 13 - Escalabilidad automatica.docx
@@ -248,7 +248,7 @@
           <w:color w:val="1A1C1D"/>
           <w:sz w:val="32"/>
         </w:rPr>
-        <w:t>Clase autonoma: escalabilidad no es rendimiento - diapositiva 9</w:t>
+        <w:t>Apoyo por diapositiva</w:t>
       </w:r>
     </w:p>
     <w:p>
@@ -258,178 +258,306 @@
           <w:color w:val="4A4A49"/>
           <w:sz w:val="22"/>
         </w:rPr>
-        <w:t>Esta clase es autonoma por festivo: el estudiante trabaja solo y este fundamento se publica como material de lectura, asi que esta escrito para explicar el tema completo sin apoyo de un encuentro sincronico. La escalabilidad es la capacidad de un sistema de sostener mas carga agregando recursos, y la primera precision importante es que no es lo mismo que rendimiento. El rendimiento, tema de la Clase 12, pregunta cuanto tarda una peticion con la carga actual. La escalabilidad pregunta que pasa cuando la carga se multiplica: si al duplicar los recursos el sistema atiende cerca del doble de trabajo, escala bien; si atiende un 20 por ciento mas, escala mal, y ninguna cantidad de dinero lo va a arreglar. Un sistema puede ser rapido y no escalar, y puede escalar y ser lento. Por eso el orden del temario no es casual: primero se mide y se identifica el cuello de botella, y solo despues se decide como agregar capacidad.</w:t>
+        <w:t xml:space="preserve">Todo lo que hay que decir </w:t>
       </w:r>
-    </w:p>
-    <w:p>
-      <w:pPr>
-        <w:spacing w:before="200" w:after="60"/>
-      </w:pPr>
       <w:r>
         <w:rPr>
           <w:b/>
-          <w:color w:val="1A1C1D"/>
-          <w:sz w:val="32"/>
+          <w:color w:val="4A4A49"/>
+          <w:sz w:val="22"/>
         </w:rPr>
-        <w:t>Escalar vertical y horizontalmente: las dos formas de agregar capacidad - diapositiva 4</w:t>
+        <w:t>esta proyectado</w:t>
       </w:r>
-    </w:p>
-    <w:p>
       <w:r>
         <w:rPr>
           <w:b w:val="0"/>
           <w:color w:val="4A4A49"/>
           <w:sz w:val="22"/>
         </w:rPr>
-        <w:t>Hay dos formas de agregar capacidad y el estudiante debe poder definirlas sin dudar. Escalar verticalmente, o hacia arriba, es darle mas recursos a la MISMA maquina: mas CPU, mas memoria, disco mas rapido. Es la opcion simple porque no exige cambiar el codigo, y tiene tres limites reales: existe un techo fisico, porque la instancia mas grande disponible se acaba en algun punto; el precio crece peor que linealmente, ya que las instancias grandes cuestan mas por unidad de capacidad; y el cambio suele requerir reiniciar el servicio, lo que implica una ventana de indisponibilidad del orden de 30 segundos a 2 minutos. Ademas una sola maquina grande sigue siendo un unico punto de falla. Escalar horizontalmente, o hacia afuera, es agregar MAS instancias iguales trabajando en paralelo, con el balanceador de carga de la Clase 7 repartiendo peticiones entre ellas. No tiene techo cercano, mejora la disponibilidad porque si una instancia muere las otras siguen atendiendo, y permite crecer en pasos pequenos y baratos. Su precio es un requisito de diseno no negociable: la aplicacion tiene que poder correr en varias copias sin pisarse.</w:t>
+        <w:t>. Esta seccion dice que subrayar en cada lamina, no repite su contenido.</w:t>
       </w:r>
     </w:p>
     <w:p>
-      <w:pPr>
-        <w:spacing w:before="200" w:after="60"/>
-      </w:pPr>
       <w:r>
         <w:rPr>
           <w:b/>
-          <w:color w:val="1A1C1D"/>
-          <w:sz w:val="32"/>
+          <w:color w:val="4A4A49"/>
+          <w:sz w:val="22"/>
         </w:rPr>
-        <w:t>Ausencia de estado: donde mas estudiantes fallan - diapositiva 4</w:t>
+        <w:t>[Slide 6] Clase autonoma: escalabilidad no es rendimiento</w:t>
       </w:r>
-    </w:p>
-    <w:p>
       <w:r>
         <w:rPr>
           <w:b w:val="0"/>
           <w:color w:val="4A4A49"/>
           <w:sz w:val="22"/>
         </w:rPr>
-        <w:t>Ese requisito se llama ausencia de estado, o statelessness, y es donde mas estudiantes fallan. Un servicio sin estado no guarda en la memoria de su propio proceso ninguna informacion que necesite en la siguiente peticion; todo lo que deba persistir vive en un almacen compartido, sea la base de datos, una cache comun o el token que trae el cliente. El sintoma en CloudLite es facil de narrar: si la API guarda la sesion en un diccionario en memoria de la instancia que atendio el login, y el balanceador manda la siguiente peticion del mismo usuario a la segunda instancia, esa instancia no lo conoce y lo expulsa; el usuario percibe que la aplicacion lo saca al azar. La solucion parcial que casi todos proponen es la sesion pegajosa, que amarra al usuario a una instancia, y hay que decir por que es un parche: si esa instancia se cae la sesion se pierde igual, y el balanceo se vuelve desigual. La solucion arquitectonica es sacar el estado del proceso: guardar la sesion en un almacen compartido o usar un token firmado que el cliente presenta en cada peticion. Lo mismo aplica a los archivos subidos de CloudLite: si se escriben en el disco local del contenedor, la mitad de las descargas fallara porque el archivo esta en la otra instancia, y por eso van a almacenamiento de objetos, que fue la decision de la Clase 7.</w:t>
+        <w:t xml:space="preserve"> — 6 vinetas.</w:t>
       </w:r>
     </w:p>
     <w:p>
-      <w:pPr>
-        <w:spacing w:before="200" w:after="60"/>
-      </w:pPr>
       <w:r>
         <w:rPr>
           <w:b/>
-          <w:color w:val="1A1C1D"/>
-          <w:sz w:val="32"/>
+          <w:color w:val="4A4A49"/>
+          <w:sz w:val="22"/>
         </w:rPr>
-        <w:t>Las cinco piezas que el entregable debe nombrar - diapositiva 6</w:t>
+        <w:t>[Slide 7] Escalar vertical y horizontalmente: las dos formas de agregar capacidad (1/2)</w:t>
       </w:r>
-    </w:p>
-    <w:p>
       <w:r>
         <w:rPr>
           <w:b w:val="0"/>
           <w:color w:val="4A4A49"/>
           <w:sz w:val="22"/>
         </w:rPr>
-        <w:t>El autoescalado es la automatizacion del escalado horizontal y consta de cinco piezas que el entregable debe nombrar: una metrica que se observa, un umbral que dispara la accion, un periodo de evaluacion durante el cual el umbral debe sostenerse, un enfriamiento o cooldown que impide actuar de nuevo de inmediato, y un rango con minimo y maximo de instancias. Una politica completa para CloudLite se lee asi: metrica CPU promedio del grupo de instancias de la API, umbral 70 por ciento sostenido durante 5 minutos, accion agregar una instancia, cooldown de 5 minutos, minimo 2 y maximo 6. Cada numero se justifica. El 70 por ciento deja holgura para el pico que llega mientras la instancia nueva arranca. Los 5 minutos evitan reaccionar a un ruido de 20 segundos. El minimo es 2 y no 1 porque con una sola instancia no hay tolerancia a fallas ni despliegue sin caida. Y el maximo es la pieza mas olvidada y la mas importante: es el techo de costo decidido en la Clase 10, y sin el, un error de programacion o un ataque puede escalar la factura sin limite; hay casos documentados de facturas de miles de dolares generadas en horas por autoescalado sin tope. Falta una simetria que casi nadie escribe: la politica de reduccion. Si se escala hacia afuera al 70 por ciento no se puede escalar hacia adentro tambien al 70, porque el sistema oscilaria agregando y quitando instancias sin parar, fenomeno llamado flapping. La convencion es usar umbrales asimetricos, por ejemplo salir al 70 y entrar al 30, y hacer la reduccion mas lenta que la expansion, porque equivocarse agregando cuesta dinero y equivocarse quitando cuesta una caida.</w:t>
+        <w:t xml:space="preserve"> — 5 vinetas.</w:t>
       </w:r>
     </w:p>
     <w:p>
-      <w:pPr>
-        <w:spacing w:before="200" w:after="60"/>
-      </w:pPr>
       <w:r>
         <w:rPr>
           <w:b/>
-          <w:color w:val="1A1C1D"/>
-          <w:sz w:val="32"/>
+          <w:color w:val="4A4A49"/>
+          <w:sz w:val="22"/>
         </w:rPr>
-        <w:t>El limite fisico: la instancia nueva no aparece al instante - diapositiva 5</w:t>
+        <w:t>[Slide 8] Escalar vertical y horizontalmente: las dos formas de agregar capacidad (2/2)</w:t>
       </w:r>
-    </w:p>
-    <w:p>
       <w:r>
         <w:rPr>
           <w:b w:val="0"/>
           <w:color w:val="4A4A49"/>
           <w:sz w:val="22"/>
         </w:rPr>
-        <w:t>Hay un limite fisico del autoescalado que desarma la idea de que es magia: la instancia nueva no aparece al instante. Un contenedor liviano tarda del orden de 10 a 60 segundos entre que se decide crearlo y que recibe trafico util, contando descarga de imagen, arranque del proceso, conexion a la base de datos y aprobacion del chequeo de salud; una maquina virtual completa puede tardar de 2 a 5 minutos. Sume el periodo de evaluacion y el sistema reacciona entre 5 y 10 minutos despues de que empezo el problema, asi que un pico subito del tipo que la prueba de spike de la Clase 12 simula ocurre y termina antes de que llegue la ayuda. Las respuestas correctas son tres y ninguna es "poner mas autoescalado": mantener holgura permanente por encima de la demanda habitual, poner una cola delante para absorber la rafaga y procesarla al ritmo que el sistema aguante, o degradar con gracia devolviendo una version reducida de la respuesta. Aqui reaparece la Clase 3: una imagen slim arranca mas rapido que una de un gigabyte, asi que adelgazar la imagen no es solo ahorro de costo, es tiempo de reaccion.</w:t>
+        <w:t xml:space="preserve"> — 4 vinetas.</w:t>
       </w:r>
     </w:p>
     <w:p>
-      <w:pPr>
-        <w:spacing w:before="200" w:after="60"/>
-      </w:pPr>
       <w:r>
         <w:rPr>
           <w:b/>
-          <w:color w:val="1A1C1D"/>
-          <w:sz w:val="32"/>
+          <w:color w:val="4A4A49"/>
+          <w:sz w:val="22"/>
         </w:rPr>
-        <w:t>Elegir la metrica: la decision mas fina del tema - diapositiva 6</w:t>
+        <w:t>[Slide 9] Ausencia de estado: donde mas estudiantes fallan (1/2)</w:t>
       </w:r>
-    </w:p>
-    <w:p>
       <w:r>
         <w:rPr>
           <w:b w:val="0"/>
           <w:color w:val="4A4A49"/>
           <w:sz w:val="22"/>
         </w:rPr>
-        <w:t>Elegir bien la metrica es la decision mas fina del tema, y el ejemplo de CloudLite es contundente. La CPU es la metrica por defecto y es la equivocada para la mayoria de las APIs, porque una API que sobre todo espera respuestas de la base de datos esta limitada por entrada y salida, no por procesador: cuando la latencia se dispara a 3 segundos porque el pool de conexiones esta agotado, la CPU puede seguir marcando un tranquilo 20 por ciento, el umbral del 70 nunca se cruza y el autoescalado no hace nada mientras los usuarios sufren. Metricas mejores para ese caso son las peticiones por segundo por instancia, que se deriva del calculo hecho en la Clase 12, la latencia p95 del propio servicio, o la longitud de la cola pendiente. Para el componente de notificaciones de CloudLite la metrica natural es el numero de mensajes esperando en la cola, no la CPU del worker: si hay 500 mensajes acumulados hay que agregar workers, y da igual cuanta CPU usen. Regla de bolsillo: la metrica correcta es la que mide el recurso que se agota primero, es decir el cuello de botella identificado en la clase anterior. De ahi que el entregable de hoy no se pueda hacer bien si el de la Clase 12 quedo vacio.</w:t>
+        <w:t xml:space="preserve"> — 4 vinetas.</w:t>
       </w:r>
     </w:p>
     <w:p>
-      <w:pPr>
-        <w:spacing w:before="200" w:after="60"/>
-      </w:pPr>
       <w:r>
         <w:rPr>
           <w:b/>
-          <w:color w:val="1A1C1D"/>
-          <w:sz w:val="32"/>
+          <w:color w:val="4A4A49"/>
+          <w:sz w:val="22"/>
         </w:rPr>
-        <w:t>Lo que NO escala: la mitad del entregable - diapositiva 5</w:t>
+        <w:t>[Slide 10] Ausencia de estado: donde mas estudiantes fallan (2/2)</w:t>
       </w:r>
-    </w:p>
-    <w:p>
       <w:r>
         <w:rPr>
           <w:b w:val="0"/>
           <w:color w:val="4A4A49"/>
           <w:sz w:val="22"/>
         </w:rPr>
-        <w:t>Lo que NO escala es la mitad del entregable y separa una sustentacion seria de una lista de deseos. La capa de datos es el caso central: agregar instancias de API es casi gratis conceptualmente, pero una base de datos relacional que debe mantener consistencia tiene un unico escritor, y ese escritor no se multiplica sin cambiar el modelo. Se pueden agregar replicas de lectura, y ahi entra un concepto a definir: el retraso de replicacion, esos milisegundos o segundos en que la replica todavia no tiene el ultimo cambio, que produce el sintoma de que el usuario guarda un dato, la pagina lo relee de una replica y el dato no aparece. Las alternativas mas agresivas, particionar los datos por clave o cambiar a un modelo sin esquema fijo, son decisiones de arquitectura mayores y estan fuera del alcance de CloudLite v1; decirlo explicitamente en el informe es una respuesta correcta, no una debilidad. Hay un detalle aritmetico que es la mejor leccion del dia: si cada instancia de la API abre un pool de 20 conexiones y el autoescalado sube a 6 instancias, el sistema pide 120 conexiones, mientras que una base de datos gestionada pequena suele admitir del orden de 100; el resultado es que escalar la API tumba la base de datos. Multiplicar la capa sin verificar el limite del recurso compartido no mejora el sistema, lo rompe. Tambien conviene enumerar otras piezas que no escalan por replicacion: los limites de terceros, como un proveedor de correo que acepta 100 envios por minuto y rechaza el exceso, de modo que diez workers no envian diez veces mas rapido sino que generan diez veces mas errores; los sistemas de archivos compartidos; y las tareas programadas de tipo singleton, que si corren en seis instancias hacen el mismo trabajo seis veces y pueden duplicar cobros o correos.</w:t>
+        <w:t xml:space="preserve"> — 3 vinetas.</w:t>
       </w:r>
     </w:p>
     <w:p>
-      <w:pPr>
-        <w:spacing w:before="200" w:after="60"/>
-      </w:pPr>
       <w:r>
         <w:rPr>
           <w:b/>
-          <w:color w:val="1A1C1D"/>
-          <w:sz w:val="32"/>
+          <w:color w:val="4A4A49"/>
+          <w:sz w:val="22"/>
         </w:rPr>
-        <w:t>Preguntas frecuentes y cierre conceptual (de la diapositiva 4 a la diapositiva 5)</w:t>
+        <w:t>[Slide 11] Las cinco piezas que el entregable debe nombrar (1/2)</w:t>
       </w:r>
-    </w:p>
-    <w:p>
       <w:r>
         <w:rPr>
           <w:b w:val="0"/>
           <w:color w:val="4A4A49"/>
           <w:sz w:val="22"/>
         </w:rPr>
-        <w:t>Tres preguntas aparecen sin falta en una clase autonoma como esta y conviene responderlas por escrito en el foro. La primera es por que documentar limites si el autoescalado es automatico; la respuesta es que automatico significa que ejecuta la politica que alguien escribio, no que decide bien: sin maximo escala el costo, sin minimo pierde disponibilidad, con la metrica equivocada no reacciona y con umbrales simetricos oscila; el automatismo amplifica la calidad de la decision humana en ambos sentidos. La segunda es si no seria mejor serverless, que "escala infinito"; la respuesta reconoce la ventaja real, que escala por peticion y no cobra en reposo, y nombra los tres costos: el arranque en frio, esa demora extra de cientos de milisegundos a segundos cuando una funcion se invoca despues de estar inactiva; el agotamiento de conexiones, porque mil funciones concurrentes matan a la base de datos igual que mil contenedores; y el costo por invocacion, que a volumen alto puede superar el de instancias fijas. La tercera es cuantas instancias poner, y la respuesta sale de la aritmetica de la Clase 12 y no del gusto: si el pico estimado es de 5 RPS y una instancia sostiene con holgura unos 3 RPS dentro del objetivo de p95, se necesitan 2 con una de margen, y el maximo se fija donde el costo mensual deja de ser defendible o donde choca con el limite de conexiones, el que llegue primero. Para verificar el diseno sin gastar un peso alcanza Killercoda con docker compose para levantar dos o tres replicas del stub detras de un balanceador y comprobar que la sesion no se rompe; el entregable formal es una nota sobre el diagrama de despliegue y la seccion escrita con estrategia, trigger, limite y lo que no escala, que la Clase 14 evaluara y la Clase 15 exigira sustentar.</w:t>
+        <w:t xml:space="preserve"> — 7 vinetas.</w:t>
       </w:r>
     </w:p>
     <w:p>
+      <w:r>
+        <w:rPr>
+          <w:b/>
+          <w:color w:val="4A4A49"/>
+          <w:sz w:val="22"/>
+        </w:rPr>
+        <w:t>[Slide 12] Las cinco piezas que el entregable debe nombrar (2/2)</w:t>
+      </w:r>
       <w:r>
         <w:rPr>
           <w:b w:val="0"/>
           <w:color w:val="4A4A49"/>
           <w:sz w:val="22"/>
         </w:rPr>
-        <w:t>Error tipico del docente que no domina el tema: presentar el autoescalado como solucion general a los problemas de rendimiento. Si no se identifico primero el cuello de botella, escalar la pieza equivocada no mejora nada y sube el costo; el caso mas ilustrativo es la API limitada por la base de datos, donde agregar instancias empeora la situacion porque suma presion sobre el recurso ya saturado. La consecuencia pedagogica es que el estudiante sale creyendo que la escalabilidad se compra con configuracion, y en el Parcial 3 responde con la definicion de vertical y horizontal sin poder decidir cual aplica a un caso. El segundo error es celebrar el escalado horizontal como si fuera gratis: presentarlo solo como "agregar instancias" sin exigir la revision del estado en memoria, ni el limite de conexiones, ni la capa de datos. Si eso se deja pasar, el entregable llega con la seccion de "que no escala" vacia o rellenada con una frase generica, y en la Clase 15 el estudiante afirma que su sistema soporta cualquier crecimiento mientras el diagrama muestra una unica base de datos con la sesion guardada en memoria, que es la contradiccion mas facil de detectar y la mas costosa de explicar en ese momento.</w:t>
+        <w:t xml:space="preserve"> — 5 vinetas.</w:t>
+      </w:r>
+    </w:p>
+    <w:p>
+      <w:r>
+        <w:rPr>
+          <w:b/>
+          <w:color w:val="4A4A49"/>
+          <w:sz w:val="22"/>
+        </w:rPr>
+        <w:t>[Slide 13] El limite fisico: la instancia nueva no aparece al instante</w:t>
+      </w:r>
+      <w:r>
+        <w:rPr>
+          <w:b w:val="0"/>
+          <w:color w:val="4A4A49"/>
+          <w:sz w:val="22"/>
+        </w:rPr>
+        <w:t xml:space="preserve"> — 7 vinetas.</w:t>
+      </w:r>
+    </w:p>
+    <w:p>
+      <w:r>
+        <w:rPr>
+          <w:b/>
+          <w:color w:val="4A4A49"/>
+          <w:sz w:val="22"/>
+        </w:rPr>
+        <w:t>[Slide 14] Elegir la metrica: la decision mas fina del tema (1/2)</w:t>
+      </w:r>
+      <w:r>
+        <w:rPr>
+          <w:b w:val="0"/>
+          <w:color w:val="4A4A49"/>
+          <w:sz w:val="22"/>
+        </w:rPr>
+        <w:t xml:space="preserve"> — 4 vinetas.</w:t>
+      </w:r>
+    </w:p>
+    <w:p>
+      <w:r>
+        <w:rPr>
+          <w:b/>
+          <w:color w:val="4A4A49"/>
+          <w:sz w:val="22"/>
+        </w:rPr>
+        <w:t>[Slide 15] Elegir la metrica: la decision mas fina del tema (2/2)</w:t>
+      </w:r>
+      <w:r>
+        <w:rPr>
+          <w:b w:val="0"/>
+          <w:color w:val="4A4A49"/>
+          <w:sz w:val="22"/>
+        </w:rPr>
+        <w:t xml:space="preserve"> — 3 vinetas.</w:t>
+      </w:r>
+    </w:p>
+    <w:p>
+      <w:r>
+        <w:rPr>
+          <w:b/>
+          <w:color w:val="4A4A49"/>
+          <w:sz w:val="22"/>
+        </w:rPr>
+        <w:t>[Slide 16] Lo que NO escala: la mitad del entregable (1/2)</w:t>
+      </w:r>
+      <w:r>
+        <w:rPr>
+          <w:b w:val="0"/>
+          <w:color w:val="4A4A49"/>
+          <w:sz w:val="22"/>
+        </w:rPr>
+        <w:t xml:space="preserve"> — 6 vinetas.</w:t>
+      </w:r>
+    </w:p>
+    <w:p>
+      <w:r>
+        <w:rPr>
+          <w:b/>
+          <w:color w:val="4A4A49"/>
+          <w:sz w:val="22"/>
+        </w:rPr>
+        <w:t>[Slide 17] Lo que NO escala: la mitad del entregable (2/2)</w:t>
+      </w:r>
+      <w:r>
+        <w:rPr>
+          <w:b w:val="0"/>
+          <w:color w:val="4A4A49"/>
+          <w:sz w:val="22"/>
+        </w:rPr>
+        <w:t xml:space="preserve"> — 6 vinetas.</w:t>
+      </w:r>
+    </w:p>
+    <w:p>
+      <w:r>
+        <w:rPr>
+          <w:b/>
+          <w:color w:val="4A4A49"/>
+          <w:sz w:val="22"/>
+        </w:rPr>
+        <w:t>[Slide 18] Preguntas frecuentes y cierre conceptual () (1/3)</w:t>
+      </w:r>
+      <w:r>
+        <w:rPr>
+          <w:b w:val="0"/>
+          <w:color w:val="4A4A49"/>
+          <w:sz w:val="22"/>
+        </w:rPr>
+        <w:t xml:space="preserve"> — 6 vinetas.</w:t>
+      </w:r>
+    </w:p>
+    <w:p>
+      <w:pPr>
+        <w:pStyle w:val="ListBullet2"/>
+      </w:pPr>
+      <w:r>
+        <w:rPr>
+          <w:b w:val="0"/>
+          <w:color w:val="4A4A49"/>
+          <w:sz w:val="22"/>
+        </w:rPr>
+        <w:t>Tres preguntas aparecen sin falta en una clase autonoma como esta y conviene responderlas por escrito en el foro.</w:t>
+      </w:r>
+    </w:p>
+    <w:p>
+      <w:r>
+        <w:rPr>
+          <w:b/>
+          <w:color w:val="4A4A49"/>
+          <w:sz w:val="22"/>
+        </w:rPr>
+        <w:t>[Slide 19] Preguntas frecuentes y cierre conceptual () (2/3)</w:t>
+      </w:r>
+      <w:r>
+        <w:rPr>
+          <w:b w:val="0"/>
+          <w:color w:val="4A4A49"/>
+          <w:sz w:val="22"/>
+        </w:rPr>
+        <w:t xml:space="preserve"> — 7 vinetas.</w:t>
+      </w:r>
+    </w:p>
+    <w:p>
+      <w:r>
+        <w:rPr>
+          <w:b/>
+          <w:color w:val="4A4A49"/>
+          <w:sz w:val="22"/>
+        </w:rPr>
+        <w:t>[Slide 20] Preguntas frecuentes y cierre conceptual () (3/3)</w:t>
+      </w:r>
+      <w:r>
+        <w:rPr>
+          <w:b w:val="0"/>
+          <w:color w:val="4A4A49"/>
+          <w:sz w:val="22"/>
+        </w:rPr>
+        <w:t xml:space="preserve"> — 4 vinetas.</w:t>
       </w:r>
     </w:p>
     <w:p>
@@ -545,6 +673,201 @@
           <w:sz w:val="22"/>
         </w:rPr>
         <w:t>Límites y costos</w:t>
+      </w:r>
+    </w:p>
+    <w:p>
+      <w:pPr>
+        <w:pStyle w:val="ListNumber"/>
+      </w:pPr>
+      <w:r>
+        <w:rPr>
+          <w:b w:val="0"/>
+          <w:color w:val="4A4A49"/>
+          <w:sz w:val="22"/>
+        </w:rPr>
+        <w:t>Clase autonoma: escalabilidad no es rendimiento</w:t>
+      </w:r>
+    </w:p>
+    <w:p>
+      <w:pPr>
+        <w:pStyle w:val="ListNumber"/>
+      </w:pPr>
+      <w:r>
+        <w:rPr>
+          <w:b w:val="0"/>
+          <w:color w:val="4A4A49"/>
+          <w:sz w:val="22"/>
+        </w:rPr>
+        <w:t>Escalar vertical y horizontalmente: las dos formas de agregar capacidad (1/2)</w:t>
+      </w:r>
+    </w:p>
+    <w:p>
+      <w:pPr>
+        <w:pStyle w:val="ListNumber"/>
+      </w:pPr>
+      <w:r>
+        <w:rPr>
+          <w:b w:val="0"/>
+          <w:color w:val="4A4A49"/>
+          <w:sz w:val="22"/>
+        </w:rPr>
+        <w:t>Escalar vertical y horizontalmente: las dos formas de agregar capacidad (2/2)</w:t>
+      </w:r>
+    </w:p>
+    <w:p>
+      <w:pPr>
+        <w:pStyle w:val="ListNumber"/>
+      </w:pPr>
+      <w:r>
+        <w:rPr>
+          <w:b w:val="0"/>
+          <w:color w:val="4A4A49"/>
+          <w:sz w:val="22"/>
+        </w:rPr>
+        <w:t>Ausencia de estado: donde mas estudiantes fallan (1/2)</w:t>
+      </w:r>
+    </w:p>
+    <w:p>
+      <w:pPr>
+        <w:pStyle w:val="ListNumber"/>
+      </w:pPr>
+      <w:r>
+        <w:rPr>
+          <w:b w:val="0"/>
+          <w:color w:val="4A4A49"/>
+          <w:sz w:val="22"/>
+        </w:rPr>
+        <w:t>Ausencia de estado: donde mas estudiantes fallan (2/2)</w:t>
+      </w:r>
+    </w:p>
+    <w:p>
+      <w:pPr>
+        <w:pStyle w:val="ListNumber"/>
+      </w:pPr>
+      <w:r>
+        <w:rPr>
+          <w:b w:val="0"/>
+          <w:color w:val="4A4A49"/>
+          <w:sz w:val="22"/>
+        </w:rPr>
+        <w:t>Las cinco piezas que el entregable debe nombrar (1/2)</w:t>
+      </w:r>
+    </w:p>
+    <w:p>
+      <w:pPr>
+        <w:pStyle w:val="ListNumber"/>
+      </w:pPr>
+      <w:r>
+        <w:rPr>
+          <w:b w:val="0"/>
+          <w:color w:val="4A4A49"/>
+          <w:sz w:val="22"/>
+        </w:rPr>
+        <w:t>Las cinco piezas que el entregable debe nombrar (2/2)</w:t>
+      </w:r>
+    </w:p>
+    <w:p>
+      <w:pPr>
+        <w:pStyle w:val="ListNumber"/>
+      </w:pPr>
+      <w:r>
+        <w:rPr>
+          <w:b w:val="0"/>
+          <w:color w:val="4A4A49"/>
+          <w:sz w:val="22"/>
+        </w:rPr>
+        <w:t>El limite fisico: la instancia nueva no aparece al instante</w:t>
+      </w:r>
+    </w:p>
+    <w:p>
+      <w:pPr>
+        <w:pStyle w:val="ListNumber"/>
+      </w:pPr>
+      <w:r>
+        <w:rPr>
+          <w:b w:val="0"/>
+          <w:color w:val="4A4A49"/>
+          <w:sz w:val="22"/>
+        </w:rPr>
+        <w:t>Elegir la metrica: la decision mas fina del tema (1/2)</w:t>
+      </w:r>
+    </w:p>
+    <w:p>
+      <w:pPr>
+        <w:pStyle w:val="ListNumber"/>
+      </w:pPr>
+      <w:r>
+        <w:rPr>
+          <w:b w:val="0"/>
+          <w:color w:val="4A4A49"/>
+          <w:sz w:val="22"/>
+        </w:rPr>
+        <w:t>Elegir la metrica: la decision mas fina del tema (2/2)</w:t>
+      </w:r>
+    </w:p>
+    <w:p>
+      <w:pPr>
+        <w:pStyle w:val="ListNumber"/>
+      </w:pPr>
+      <w:r>
+        <w:rPr>
+          <w:b w:val="0"/>
+          <w:color w:val="4A4A49"/>
+          <w:sz w:val="22"/>
+        </w:rPr>
+        <w:t>Lo que NO escala: la mitad del entregable (1/2)</w:t>
+      </w:r>
+    </w:p>
+    <w:p>
+      <w:pPr>
+        <w:pStyle w:val="ListNumber"/>
+      </w:pPr>
+      <w:r>
+        <w:rPr>
+          <w:b w:val="0"/>
+          <w:color w:val="4A4A49"/>
+          <w:sz w:val="22"/>
+        </w:rPr>
+        <w:t>Lo que NO escala: la mitad del entregable (2/2)</w:t>
+      </w:r>
+    </w:p>
+    <w:p>
+      <w:pPr>
+        <w:pStyle w:val="ListNumber"/>
+      </w:pPr>
+      <w:r>
+        <w:rPr>
+          <w:b w:val="0"/>
+          <w:color w:val="4A4A49"/>
+          <w:sz w:val="22"/>
+        </w:rPr>
+        <w:t>Preguntas frecuentes y cierre conceptual () (1/3)</w:t>
+      </w:r>
+    </w:p>
+    <w:p>
+      <w:pPr>
+        <w:pStyle w:val="ListNumber"/>
+      </w:pPr>
+      <w:r>
+        <w:rPr>
+          <w:b w:val="0"/>
+          <w:color w:val="4A4A49"/>
+          <w:sz w:val="22"/>
+        </w:rPr>
+        <w:t>Preguntas frecuentes y cierre conceptual () (2/3)</w:t>
+      </w:r>
+    </w:p>
+    <w:p>
+      <w:pPr>
+        <w:pStyle w:val="ListNumber"/>
+      </w:pPr>
+      <w:r>
+        <w:rPr>
+          <w:b w:val="0"/>
+          <w:color w:val="4A4A49"/>
+          <w:sz w:val="22"/>
+        </w:rPr>
+        <w:t>Preguntas frecuentes y cierre conceptual () (3/3)</w:t>
       </w:r>
     </w:p>
     <w:p>

--- a/Arquitectura de Sistemas Computacionales/Kit docente/Clase 13/Guion Docente Clase 13 - Escalabilidad automatica.docx
+++ b/Arquitectura de Sistemas Computacionales/Kit docente/Clase 13/Guion Docente Clase 13 - Escalabilidad automatica.docx
@@ -292,7 +292,33 @@
           <w:color w:val="4A4A49"/>
           <w:sz w:val="22"/>
         </w:rPr>
-        <w:t xml:space="preserve"> — 6 vinetas.</w:t>
+        <w:t xml:space="preserve"> — 4 vinetas.</w:t>
+      </w:r>
+    </w:p>
+    <w:p>
+      <w:pPr>
+        <w:pStyle w:val="ListBullet2"/>
+      </w:pPr>
+      <w:r>
+        <w:rPr>
+          <w:b w:val="0"/>
+          <w:color w:val="4A4A49"/>
+          <w:sz w:val="22"/>
+        </w:rPr>
+        <w:t>Un sistema puede ser rapido y no escalar, y puede escalar y ser lento.</w:t>
+      </w:r>
+    </w:p>
+    <w:p>
+      <w:pPr>
+        <w:pStyle w:val="ListBullet2"/>
+      </w:pPr>
+      <w:r>
+        <w:rPr>
+          <w:b w:val="0"/>
+          <w:color w:val="4A4A49"/>
+          <w:sz w:val="22"/>
+        </w:rPr>
+        <w:t>Por eso el orden del temario no es casual: primero se mide y se identifica el cuello de botella, y solo despues se decide como agregar capacidad.</w:t>
       </w:r>
     </w:p>
     <w:p>
@@ -310,7 +336,33 @@
           <w:color w:val="4A4A49"/>
           <w:sz w:val="22"/>
         </w:rPr>
-        <w:t xml:space="preserve"> — 5 vinetas.</w:t>
+        <w:t xml:space="preserve"> — 4 vinetas.</w:t>
+      </w:r>
+    </w:p>
+    <w:p>
+      <w:pPr>
+        <w:pStyle w:val="ListBullet2"/>
+      </w:pPr>
+      <w:r>
+        <w:rPr>
+          <w:b w:val="0"/>
+          <w:color w:val="4A4A49"/>
+          <w:sz w:val="22"/>
+        </w:rPr>
+        <w:t>Ademas una sola maquina grande sigue siendo un unico punto de falla.</w:t>
+      </w:r>
+    </w:p>
+    <w:p>
+      <w:pPr>
+        <w:pStyle w:val="ListBullet2"/>
+      </w:pPr>
+      <w:r>
+        <w:rPr>
+          <w:b w:val="0"/>
+          <w:color w:val="4A4A49"/>
+          <w:sz w:val="22"/>
+        </w:rPr>
+        <w:t>No tiene techo cercano, mejora la disponibilidad porque si una instancia muere las otras siguen atendiendo, y permite crecer en pasos pequenos y baratos.</w:t>
       </w:r>
     </w:p>
     <w:p>
@@ -328,7 +380,7 @@
           <w:color w:val="4A4A49"/>
           <w:sz w:val="22"/>
         </w:rPr>
-        <w:t xml:space="preserve"> — 4 vinetas.</w:t>
+        <w:t xml:space="preserve"> — 3 vinetas.</w:t>
       </w:r>
     </w:p>
     <w:p>
@@ -350,6 +402,19 @@
       </w:r>
     </w:p>
     <w:p>
+      <w:pPr>
+        <w:pStyle w:val="ListBullet2"/>
+      </w:pPr>
+      <w:r>
+        <w:rPr>
+          <w:b w:val="0"/>
+          <w:color w:val="4A4A49"/>
+          <w:sz w:val="22"/>
+        </w:rPr>
+        <w:t>Un servicio sin estado no guarda en la memoria de su propio proceso ninguna informacion que necesite en la siguiente peticion; todo lo que deba persistir vive en un almacen compartido, sea la base de datos, una cache comun o el token que trae el cliente.</w:t>
+      </w:r>
+    </w:p>
+    <w:p>
       <w:r>
         <w:rPr>
           <w:b/>
@@ -364,7 +429,7 @@
           <w:color w:val="4A4A49"/>
           <w:sz w:val="22"/>
         </w:rPr>
-        <w:t xml:space="preserve"> — 3 vinetas.</w:t>
+        <w:t xml:space="preserve"> — 2 vinetas.</w:t>
       </w:r>
     </w:p>
     <w:p>
@@ -382,7 +447,20 @@
           <w:color w:val="4A4A49"/>
           <w:sz w:val="22"/>
         </w:rPr>
-        <w:t xml:space="preserve"> — 7 vinetas.</w:t>
+        <w:t xml:space="preserve"> — 6 vinetas.</w:t>
+      </w:r>
+    </w:p>
+    <w:p>
+      <w:pPr>
+        <w:pStyle w:val="ListBullet2"/>
+      </w:pPr>
+      <w:r>
+        <w:rPr>
+          <w:b w:val="0"/>
+          <w:color w:val="4A4A49"/>
+          <w:sz w:val="22"/>
+        </w:rPr>
+        <w:t>Cada numero se justifica.</w:t>
       </w:r>
     </w:p>
     <w:p>
@@ -410,25 +488,7 @@
           <w:color w:val="4A4A49"/>
           <w:sz w:val="22"/>
         </w:rPr>
-        <w:t>[Slide 13] El limite fisico: la instancia nueva no aparece al instante</w:t>
-      </w:r>
-      <w:r>
-        <w:rPr>
-          <w:b w:val="0"/>
-          <w:color w:val="4A4A49"/>
-          <w:sz w:val="22"/>
-        </w:rPr>
-        <w:t xml:space="preserve"> — 7 vinetas.</w:t>
-      </w:r>
-    </w:p>
-    <w:p>
-      <w:r>
-        <w:rPr>
-          <w:b/>
-          <w:color w:val="4A4A49"/>
-          <w:sz w:val="22"/>
-        </w:rPr>
-        <w:t>[Slide 14] Elegir la metrica: la decision mas fina del tema (1/2)</w:t>
+        <w:t>[Slide 13] El limite fisico: la instancia nueva no aparece al instante (1/2)</w:t>
       </w:r>
       <w:r>
         <w:rPr>
@@ -446,7 +506,7 @@
           <w:color w:val="4A4A49"/>
           <w:sz w:val="22"/>
         </w:rPr>
-        <w:t>[Slide 15] Elegir la metrica: la decision mas fina del tema (2/2)</w:t>
+        <w:t>[Slide 14] El limite fisico: la instancia nueva no aparece al instante (2/2)</w:t>
       </w:r>
       <w:r>
         <w:rPr>
@@ -464,7 +524,7 @@
           <w:color w:val="4A4A49"/>
           <w:sz w:val="22"/>
         </w:rPr>
-        <w:t>[Slide 16] Lo que NO escala: la mitad del entregable (1/2)</w:t>
+        <w:t>[Slide 15] Elegir la metrica: la decision mas fina del tema (1/2)</w:t>
       </w:r>
       <w:r>
         <w:rPr>
@@ -472,7 +532,33 @@
           <w:color w:val="4A4A49"/>
           <w:sz w:val="22"/>
         </w:rPr>
-        <w:t xml:space="preserve"> — 6 vinetas.</w:t>
+        <w:t xml:space="preserve"> — 3 vinetas.</w:t>
+      </w:r>
+    </w:p>
+    <w:p>
+      <w:pPr>
+        <w:pStyle w:val="ListBullet2"/>
+      </w:pPr>
+      <w:r>
+        <w:rPr>
+          <w:b w:val="0"/>
+          <w:color w:val="4A4A49"/>
+          <w:sz w:val="22"/>
+        </w:rPr>
+        <w:t>Regla de bolsillo: la metrica correcta es la que mide el recurso que se agota primero, es decir el cuello de botella identificado en la clase anterior.</w:t>
+      </w:r>
+    </w:p>
+    <w:p>
+      <w:pPr>
+        <w:pStyle w:val="ListBullet2"/>
+      </w:pPr>
+      <w:r>
+        <w:rPr>
+          <w:b w:val="0"/>
+          <w:color w:val="4A4A49"/>
+          <w:sz w:val="22"/>
+        </w:rPr>
+        <w:t>De ahi que el entregable de hoy no se pueda hacer bien si el de la Clase 12 quedo vacio.</w:t>
       </w:r>
     </w:p>
     <w:p>
@@ -482,7 +568,7 @@
           <w:color w:val="4A4A49"/>
           <w:sz w:val="22"/>
         </w:rPr>
-        <w:t>[Slide 17] Lo que NO escala: la mitad del entregable (2/2)</w:t>
+        <w:t>[Slide 16] Elegir la metrica: la decision mas fina del tema (2/2)</w:t>
       </w:r>
       <w:r>
         <w:rPr>
@@ -490,7 +576,7 @@
           <w:color w:val="4A4A49"/>
           <w:sz w:val="22"/>
         </w:rPr>
-        <w:t xml:space="preserve"> — 6 vinetas.</w:t>
+        <w:t xml:space="preserve"> — 2 vinetas.</w:t>
       </w:r>
     </w:p>
     <w:p>
@@ -500,7 +586,7 @@
           <w:color w:val="4A4A49"/>
           <w:sz w:val="22"/>
         </w:rPr>
-        <w:t>[Slide 18] Preguntas frecuentes y cierre conceptual () (1/3)</w:t>
+        <w:t>[Slide 17] Lo que NO escala: la mitad del entregable (1/2)</w:t>
       </w:r>
       <w:r>
         <w:rPr>
@@ -508,7 +594,69 @@
           <w:color w:val="4A4A49"/>
           <w:sz w:val="22"/>
         </w:rPr>
-        <w:t xml:space="preserve"> — 6 vinetas.</w:t>
+        <w:t xml:space="preserve"> — 5 vinetas.</w:t>
+      </w:r>
+    </w:p>
+    <w:p>
+      <w:pPr>
+        <w:pStyle w:val="ListBullet2"/>
+      </w:pPr>
+      <w:r>
+        <w:rPr>
+          <w:b w:val="0"/>
+          <w:color w:val="4A4A49"/>
+          <w:sz w:val="22"/>
+        </w:rPr>
+        <w:t>Lo que NO escala es la mitad del entregable y separa una sustentacion seria de una lista de deseos.</w:t>
+      </w:r>
+    </w:p>
+    <w:p>
+      <w:pPr>
+        <w:pStyle w:val="ListBullet2"/>
+      </w:pPr>
+      <w:r>
+        <w:rPr>
+          <w:b w:val="0"/>
+          <w:color w:val="4A4A49"/>
+          <w:sz w:val="22"/>
+        </w:rPr>
+        <w:t>Multiplicar la capa sin verificar el limite del recurso compartido no mejora el sistema, lo rompe.</w:t>
+      </w:r>
+    </w:p>
+    <w:p>
+      <w:r>
+        <w:rPr>
+          <w:b/>
+          <w:color w:val="4A4A49"/>
+          <w:sz w:val="22"/>
+        </w:rPr>
+        <w:t>[Slide 18] Lo que NO escala: la mitad del entregable (2/2)</w:t>
+      </w:r>
+      <w:r>
+        <w:rPr>
+          <w:b w:val="0"/>
+          <w:color w:val="4A4A49"/>
+          <w:sz w:val="22"/>
+        </w:rPr>
+        <w:t xml:space="preserve"> — 5 vinetas.</w:t>
+      </w:r>
+    </w:p>
+    <w:p>
+      <w:r>
+        <w:rPr>
+          <w:b/>
+          <w:color w:val="4A4A49"/>
+          <w:sz w:val="22"/>
+        </w:rPr>
+        <w:t>[Slide 19] Preguntas frecuentes y cierre conceptual () (1/4)</w:t>
+      </w:r>
+      <w:r>
+        <w:rPr>
+          <w:b w:val="0"/>
+          <w:color w:val="4A4A49"/>
+          <w:sz w:val="22"/>
+        </w:rPr>
+        <w:t xml:space="preserve"> — 4 vinetas.</w:t>
       </w:r>
     </w:p>
     <w:p>
@@ -531,7 +679,7 @@
           <w:color w:val="4A4A49"/>
           <w:sz w:val="22"/>
         </w:rPr>
-        <w:t>[Slide 19] Preguntas frecuentes y cierre conceptual () (2/3)</w:t>
+        <w:t>[Slide 20] Preguntas frecuentes y cierre conceptual () (2/4)</w:t>
       </w:r>
       <w:r>
         <w:rPr>
@@ -539,7 +687,7 @@
           <w:color w:val="4A4A49"/>
           <w:sz w:val="22"/>
         </w:rPr>
-        <w:t xml:space="preserve"> — 7 vinetas.</w:t>
+        <w:t xml:space="preserve"> — 4 vinetas.</w:t>
       </w:r>
     </w:p>
     <w:p>
@@ -549,7 +697,25 @@
           <w:color w:val="4A4A49"/>
           <w:sz w:val="22"/>
         </w:rPr>
-        <w:t>[Slide 20] Preguntas frecuentes y cierre conceptual () (3/3)</w:t>
+        <w:t>[Slide 21] Preguntas frecuentes y cierre conceptual () (3/4)</w:t>
+      </w:r>
+      <w:r>
+        <w:rPr>
+          <w:b w:val="0"/>
+          <w:color w:val="4A4A49"/>
+          <w:sz w:val="22"/>
+        </w:rPr>
+        <w:t xml:space="preserve"> — 5 vinetas.</w:t>
+      </w:r>
+    </w:p>
+    <w:p>
+      <w:r>
+        <w:rPr>
+          <w:b/>
+          <w:color w:val="4A4A49"/>
+          <w:sz w:val="22"/>
+        </w:rPr>
+        <w:t>[Slide 22] Preguntas frecuentes y cierre conceptual () (4/4)</w:t>
       </w:r>
       <w:r>
         <w:rPr>
@@ -776,7 +942,20 @@
           <w:color w:val="4A4A49"/>
           <w:sz w:val="22"/>
         </w:rPr>
-        <w:t>El limite fisico: la instancia nueva no aparece al instante</w:t>
+        <w:t>El limite fisico: la instancia nueva no aparece al instante (1/2)</w:t>
+      </w:r>
+    </w:p>
+    <w:p>
+      <w:pPr>
+        <w:pStyle w:val="ListNumber"/>
+      </w:pPr>
+      <w:r>
+        <w:rPr>
+          <w:b w:val="0"/>
+          <w:color w:val="4A4A49"/>
+          <w:sz w:val="22"/>
+        </w:rPr>
+        <w:t>El limite fisico: la instancia nueva no aparece al instante (2/2)</w:t>
       </w:r>
     </w:p>
     <w:p>
@@ -841,7 +1020,7 @@
           <w:color w:val="4A4A49"/>
           <w:sz w:val="22"/>
         </w:rPr>
-        <w:t>Preguntas frecuentes y cierre conceptual () (1/3)</w:t>
+        <w:t>Preguntas frecuentes y cierre conceptual () (1/4)</w:t>
       </w:r>
     </w:p>
     <w:p>
@@ -854,7 +1033,7 @@
           <w:color w:val="4A4A49"/>
           <w:sz w:val="22"/>
         </w:rPr>
-        <w:t>Preguntas frecuentes y cierre conceptual () (2/3)</w:t>
+        <w:t>Preguntas frecuentes y cierre conceptual () (2/4)</w:t>
       </w:r>
     </w:p>
     <w:p>
@@ -867,7 +1046,20 @@
           <w:color w:val="4A4A49"/>
           <w:sz w:val="22"/>
         </w:rPr>
-        <w:t>Preguntas frecuentes y cierre conceptual () (3/3)</w:t>
+        <w:t>Preguntas frecuentes y cierre conceptual () (3/4)</w:t>
+      </w:r>
+    </w:p>
+    <w:p>
+      <w:pPr>
+        <w:pStyle w:val="ListNumber"/>
+      </w:pPr>
+      <w:r>
+        <w:rPr>
+          <w:b w:val="0"/>
+          <w:color w:val="4A4A49"/>
+          <w:sz w:val="22"/>
+        </w:rPr>
+        <w:t>Preguntas frecuentes y cierre conceptual () (4/4)</w:t>
       </w:r>
     </w:p>
     <w:p>

--- a/Arquitectura de Sistemas Computacionales/Kit docente/Clase 13/Guion Docente Clase 13 - Escalabilidad automatica.docx
+++ b/Arquitectura de Sistemas Computacionales/Kit docente/Clase 13/Guion Docente Clase 13 - Escalabilidad automatica.docx
@@ -727,6 +727,24 @@
       </w:r>
     </w:p>
     <w:p>
+      <w:r>
+        <w:rPr>
+          <w:b/>
+          <w:color w:val="4A4A49"/>
+          <w:sz w:val="22"/>
+        </w:rPr>
+        <w:t>[Slide 23] La regla de autoescalado, escrita como configuracion</w:t>
+      </w:r>
+      <w:r>
+        <w:rPr>
+          <w:b w:val="0"/>
+          <w:color w:val="4A4A49"/>
+          <w:sz w:val="22"/>
+        </w:rPr>
+        <w:t xml:space="preserve"> — 13 vinetas.</w:t>
+      </w:r>
+    </w:p>
+    <w:p>
       <w:pPr>
         <w:spacing w:before="200" w:after="60"/>
       </w:pPr>
@@ -1060,6 +1078,19 @@
           <w:sz w:val="22"/>
         </w:rPr>
         <w:t>Preguntas frecuentes y cierre conceptual () (4/4)</w:t>
+      </w:r>
+    </w:p>
+    <w:p>
+      <w:pPr>
+        <w:pStyle w:val="ListNumber"/>
+      </w:pPr>
+      <w:r>
+        <w:rPr>
+          <w:b w:val="0"/>
+          <w:color w:val="4A4A49"/>
+          <w:sz w:val="22"/>
+        </w:rPr>
+        <w:t>La regla de autoescalado, escrita como configuracion</w:t>
       </w:r>
     </w:p>
     <w:p>

--- a/Arquitectura de Sistemas Computacionales/Kit docente/Clase 13/Guion Docente Clase 13 - Escalabilidad automatica.docx
+++ b/Arquitectura de Sistemas Computacionales/Kit docente/Clase 13/Guion Docente Clase 13 - Escalabilidad automatica.docx
@@ -222,7 +222,7 @@
           <w:color w:val="4A4A49"/>
           <w:sz w:val="22"/>
         </w:rPr>
-        <w:t xml:space="preserve"> Google Docs · draw.io (opcional nota en Deployment)</w:t>
+        <w:t xml:space="preserve"> Navegador · editores de texto y de diagramas del curso</w:t>
       </w:r>
     </w:p>
     <w:p>
@@ -1129,7 +1129,7 @@
           <w:color w:val="4A4A49"/>
           <w:sz w:val="22"/>
         </w:rPr>
-        <w:t>Del boceto a ExamLab (diagrama)</w:t>
+        <w:t>Del boceto a la plataforma del curso (diagrama)</w:t>
       </w:r>
     </w:p>
     <w:p>
@@ -1313,7 +1313,7 @@
           <w:color w:val="4A4A49"/>
           <w:sz w:val="22"/>
         </w:rPr>
-        <w:t>En ExamLab: las diapositivas, el taller y el recordatorio del hito del PI.</w:t>
+        <w:t>En la plataforma del curso: las diapositivas, el taller y el recordatorio del hito del PI.</w:t>
       </w:r>
     </w:p>
     <w:p>
@@ -1524,7 +1524,7 @@
           <w:color w:val="4A4A49"/>
           <w:sz w:val="22"/>
         </w:rPr>
-        <w:t xml:space="preserve"> Empaquetar la evidencia y subirla a ExamLab.</w:t>
+        <w:t xml:space="preserve"> Empaquetar la evidencia y subirla a la plataforma del curso.</w:t>
       </w:r>
     </w:p>
     <w:p>
@@ -1784,7 +1784,7 @@
           <w:color w:val="4A4A49"/>
           <w:sz w:val="22"/>
         </w:rPr>
-        <w:t>Paso 3: escriba en ExamLab el diagrama Mermaid de la maquina de decision del autoescalado con el nodo de observacion, los dos rombos de decision, las acciones de subida y bajada, el enfriamiento y el nodo de lo que no escala, verificando al renderizar que el ciclo se cierre sobre el nodo de observacion y que los umbrales del diagrama sean los mismos numeros de la tabla.</w:t>
+        <w:t>Paso 3: escriba en la plataforma del curso el diagrama Mermaid de la maquina de decision del autoescalado con el nodo de observacion, los dos rombos de decision, las acciones de subida y bajada, el enfriamiento y el nodo de lo que no escala, verificando al renderizar que el ciclo se cierre sobre el nodo de observacion y que los umbrales del diagrama sean los mismos numeros de la tabla.</w:t>
       </w:r>
     </w:p>
     <w:p>
@@ -1810,7 +1810,7 @@
           <w:color w:val="4A4A49"/>
           <w:sz w:val="22"/>
         </w:rPr>
-        <w:t>Paso 5: integre la politica en la seccion Escalabilidad del informe, anote la marca de replicas en el diagrama de despliegue si aplica y suba las 5 preguntas a ExamLab (modulo Talleres) antes del domingo 23:59, verificando que la politica no prometa nada que la arquitectura dibujada no pueda cumplir.</w:t>
+        <w:t>Paso 5: integre la politica en la seccion Escalabilidad del informe, anote la marca de replicas en el diagrama de despliegue si aplica y suba las 5 preguntas a la plataforma del curso (modulo Talleres) antes del domingo 23:59, verificando que la politica no prometa nada que la arquitectura dibujada no pueda cumplir.</w:t>
       </w:r>
     </w:p>
     <w:p>
@@ -2149,7 +2149,7 @@
           <w:color w:val="4A4A49"/>
           <w:sz w:val="18"/>
         </w:rPr>
-        <w:t>1) Abre Google Docs · draw.io (opcional nota en Deployment) y repite la demo de este guion.  2) Captura solo la ventana útil, no el escritorio completo.  3) Recorta a ~1200 px de ancho.  4) Guárdala como Kit docente/Clase 13/Capturas/demo-clase13.png.  5) Vuelve a generar el guion y la imagen queda embebida aquí sola. Detalle en Capturas/README.txt.</w:t>
+        <w:t>1) Abre Navegador · editores de texto y de diagramas del curso y repite la demo de este guion.  2) Captura solo la ventana útil, no el escritorio completo.  3) Recorta a ~1200 px de ancho.  4) Guárdala como Kit docente/Clase 13/Capturas/demo-clase13.png.  5) Vuelve a generar el guion y la imagen queda embebida aquí sola. Detalle en Capturas/README.txt.</w:t>
       </w:r>
     </w:p>
     <w:p>
@@ -2218,7 +2218,7 @@
           <w:color w:val="4A4A49"/>
           <w:sz w:val="22"/>
         </w:rPr>
-        <w:t>Plataforma de entrega: ExamLab (https://uniaj.examlab.workers.dev/). No es la plataforma oficial de la UNIAJC; la universidad no tiene campus virtual propio.</w:t>
+        <w:t>Plataforma de entrega: la plataforma del curso (la plataforma del curso). No es la plataforma oficial de la UNIAJC; la universidad no tiene campus virtual propio.</w:t>
       </w:r>
     </w:p>
     <w:p>

--- a/Arquitectura de Sistemas Computacionales/Kit docente/Clase 13/Guion Docente Clase 13 - Escalabilidad automatica.docx
+++ b/Arquitectura de Sistemas Computacionales/Kit docente/Clase 13/Guion Docente Clase 13 - Escalabilidad automatica.docx
@@ -1116,72 +1116,7 @@
           <w:color w:val="4A4A49"/>
           <w:sz w:val="22"/>
         </w:rPr>
-        <w:t>Herramientas de hoy</w:t>
-      </w:r>
-    </w:p>
-    <w:p>
-      <w:pPr>
-        <w:pStyle w:val="ListNumber"/>
-      </w:pPr>
-      <w:r>
-        <w:rPr>
-          <w:b w:val="0"/>
-          <w:color w:val="4A4A49"/>
-          <w:sz w:val="22"/>
-        </w:rPr>
-        <w:t>Del boceto a la plataforma del curso (diagrama)</w:t>
-      </w:r>
-    </w:p>
-    <w:p>
-      <w:pPr>
-        <w:pStyle w:val="ListNumber"/>
-      </w:pPr>
-      <w:r>
-        <w:rPr>
-          <w:b w:val="0"/>
-          <w:color w:val="4A4A49"/>
-          <w:sz w:val="22"/>
-        </w:rPr>
-        <w:t>PI CloudLite — entregable de hoy</w:t>
-      </w:r>
-    </w:p>
-    <w:p>
-      <w:pPr>
-        <w:pStyle w:val="ListNumber"/>
-      </w:pPr>
-      <w:r>
-        <w:rPr>
-          <w:b w:val="0"/>
-          <w:color w:val="4A4A49"/>
-          <w:sz w:val="22"/>
-        </w:rPr>
-        <w:t>Manos a la obra (paso a paso)</w:t>
-      </w:r>
-    </w:p>
-    <w:p>
-      <w:pPr>
-        <w:pStyle w:val="ListNumber"/>
-      </w:pPr>
-      <w:r>
-        <w:rPr>
-          <w:b w:val="0"/>
-          <w:color w:val="4A4A49"/>
-          <w:sz w:val="22"/>
-        </w:rPr>
-        <w:t>Para continuar (PI)</w:t>
-      </w:r>
-    </w:p>
-    <w:p>
-      <w:pPr>
-        <w:pStyle w:val="ListNumber"/>
-      </w:pPr>
-      <w:r>
-        <w:rPr>
-          <w:b w:val="0"/>
-          <w:color w:val="4A4A49"/>
-          <w:sz w:val="22"/>
-        </w:rPr>
-        <w:t>Clase 13 · PI en movimiento</w:t>
+        <w:t>Clase 13 · cierre conceptual</w:t>
       </w:r>
     </w:p>
     <w:p>

--- a/Arquitectura de Sistemas Computacionales/Kit docente/Clase 13/Guion Docente Clase 13 - Escalabilidad automatica.docx
+++ b/Arquitectura de Sistemas Computacionales/Kit docente/Clase 13/Guion Docente Clase 13 - Escalabilidad automatica.docx
@@ -439,7 +439,7 @@
           <w:color w:val="4A4A49"/>
           <w:sz w:val="22"/>
         </w:rPr>
-        <w:t>[Slide 11] Las cinco piezas que el entregable debe nombrar (1/2)</w:t>
+        <w:t>[Slide 11] Las cinco piezas del autoescalado (1/2)</w:t>
       </w:r>
       <w:r>
         <w:rPr>
@@ -470,7 +470,7 @@
           <w:color w:val="4A4A49"/>
           <w:sz w:val="22"/>
         </w:rPr>
-        <w:t>[Slide 12] Las cinco piezas que el entregable debe nombrar (2/2)</w:t>
+        <w:t>[Slide 12] Las cinco piezas del autoescalado (2/2)</w:t>
       </w:r>
       <w:r>
         <w:rPr>
@@ -558,7 +558,7 @@
           <w:color w:val="4A4A49"/>
           <w:sz w:val="22"/>
         </w:rPr>
-        <w:t>De ahi que el entregable de hoy no se pueda hacer bien si el de la Clase 12 quedo vacio.</w:t>
+        <w:t>(Sobre la actividad, no se proyecta) De ahi que el entregable de hoy no se pueda hacer bien si el de la Clase 12 quedo vacio.</w:t>
       </w:r>
     </w:p>
     <w:p>
@@ -586,7 +586,7 @@
           <w:color w:val="4A4A49"/>
           <w:sz w:val="22"/>
         </w:rPr>
-        <w:t>[Slide 17] Lo que NO escala: la mitad del entregable (1/2)</w:t>
+        <w:t>[Slide 17] Lo que NO escala (1/2)</w:t>
       </w:r>
       <w:r>
         <w:rPr>
@@ -607,7 +607,7 @@
           <w:color w:val="4A4A49"/>
           <w:sz w:val="22"/>
         </w:rPr>
-        <w:t>Lo que NO escala es la mitad del entregable y separa una sustentacion seria de una lista de deseos.</w:t>
+        <w:t>Declarar lo que NO escala separa un diseno serio de una lista de deseos.</w:t>
       </w:r>
     </w:p>
     <w:p>
@@ -630,7 +630,7 @@
           <w:color w:val="4A4A49"/>
           <w:sz w:val="22"/>
         </w:rPr>
-        <w:t>[Slide 18] Lo que NO escala: la mitad del entregable (2/2)</w:t>
+        <w:t>[Slide 18] Lo que NO escala (2/2)</w:t>
       </w:r>
       <w:r>
         <w:rPr>
@@ -648,7 +648,7 @@
           <w:color w:val="4A4A49"/>
           <w:sz w:val="22"/>
         </w:rPr>
-        <w:t>[Slide 19] Preguntas frecuentes y cierre conceptual () (1/4)</w:t>
+        <w:t>[Slide 19] Preguntas frecuentes y cierre conceptual () (1/3)</w:t>
       </w:r>
       <w:r>
         <w:rPr>
@@ -673,21 +673,29 @@
       </w:r>
     </w:p>
     <w:p>
-      <w:r>
-        <w:rPr>
-          <w:b/>
-          <w:color w:val="4A4A49"/>
-          <w:sz w:val="22"/>
-        </w:rPr>
-        <w:t>[Slide 20] Preguntas frecuentes y cierre conceptual () (2/4)</w:t>
-      </w:r>
+      <w:pPr>
+        <w:pStyle w:val="ListBullet2"/>
+      </w:pPr>
       <w:r>
         <w:rPr>
           <w:b w:val="0"/>
           <w:color w:val="4A4A49"/>
           <w:sz w:val="22"/>
         </w:rPr>
-        <w:t xml:space="preserve"> — 4 vinetas.</w:t>
+        <w:t>(Sobre la actividad, no se proyecta) Para verificar el diseno sin gastar un peso alcanza Killercoda con docker compose para levantar dos o tres replicas del stub detras de un balanceador y comprobar que la sesion no se rompe; el entregable formal es una nota sobre el diagrama de despliegue y la seccion escrita con estrategia, trigger, limite y lo que no escala, que la Clase 14 evaluara y la Clase 15 exigira sustentar.</w:t>
+      </w:r>
+    </w:p>
+    <w:p>
+      <w:pPr>
+        <w:pStyle w:val="ListBullet2"/>
+      </w:pPr>
+      <w:r>
+        <w:rPr>
+          <w:b w:val="0"/>
+          <w:color w:val="4A4A49"/>
+          <w:sz w:val="22"/>
+        </w:rPr>
+        <w:t>(Sobre la actividad, no se proyecta) Si eso se deja pasar, el entregable llega con la seccion de "que no escala" vacia o rellenada con una frase generica, y en la Clase 15 el estudiante afirma que su sistema soporta cualquier crecimiento mientras el diagrama muestra una unica base de datos con la sesion guardada en memoria, que es la contradiccion mas facil de detectar y la mas costosa de explicar en ese momento.</w:t>
       </w:r>
     </w:p>
     <w:p>
@@ -697,7 +705,7 @@
           <w:color w:val="4A4A49"/>
           <w:sz w:val="22"/>
         </w:rPr>
-        <w:t>[Slide 21] Preguntas frecuentes y cierre conceptual () (3/4)</w:t>
+        <w:t>[Slide 20] Preguntas frecuentes y cierre conceptual () (2/3)</w:t>
       </w:r>
       <w:r>
         <w:rPr>
@@ -715,7 +723,7 @@
           <w:color w:val="4A4A49"/>
           <w:sz w:val="22"/>
         </w:rPr>
-        <w:t>[Slide 22] Preguntas frecuentes y cierre conceptual () (4/4)</w:t>
+        <w:t>[Slide 21] Preguntas frecuentes y cierre conceptual () (3/3)</w:t>
       </w:r>
       <w:r>
         <w:rPr>
@@ -723,7 +731,7 @@
           <w:color w:val="4A4A49"/>
           <w:sz w:val="22"/>
         </w:rPr>
-        <w:t xml:space="preserve"> — 4 vinetas.</w:t>
+        <w:t xml:space="preserve"> — 3 vinetas.</w:t>
       </w:r>
     </w:p>
     <w:p>
@@ -733,7 +741,7 @@
           <w:color w:val="4A4A49"/>
           <w:sz w:val="22"/>
         </w:rPr>
-        <w:t>[Slide 23] La regla de autoescalado, escrita como configuracion</w:t>
+        <w:t>[Slide 22] La regla de autoescalado, escrita como configuracion</w:t>
       </w:r>
       <w:r>
         <w:rPr>
@@ -934,7 +942,7 @@
           <w:color w:val="4A4A49"/>
           <w:sz w:val="22"/>
         </w:rPr>
-        <w:t>Las cinco piezas que el entregable debe nombrar (1/2)</w:t>
+        <w:t>Las cinco piezas del autoescalado (1/2)</w:t>
       </w:r>
     </w:p>
     <w:p>
@@ -947,7 +955,7 @@
           <w:color w:val="4A4A49"/>
           <w:sz w:val="22"/>
         </w:rPr>
-        <w:t>Las cinco piezas que el entregable debe nombrar (2/2)</w:t>
+        <w:t>Las cinco piezas del autoescalado (2/2)</w:t>
       </w:r>
     </w:p>
     <w:p>
@@ -1012,7 +1020,7 @@
           <w:color w:val="4A4A49"/>
           <w:sz w:val="22"/>
         </w:rPr>
-        <w:t>Lo que NO escala: la mitad del entregable (1/2)</w:t>
+        <w:t>Lo que NO escala (1/2)</w:t>
       </w:r>
     </w:p>
     <w:p>
@@ -1025,7 +1033,7 @@
           <w:color w:val="4A4A49"/>
           <w:sz w:val="22"/>
         </w:rPr>
-        <w:t>Lo que NO escala: la mitad del entregable (2/2)</w:t>
+        <w:t>Lo que NO escala (2/2)</w:t>
       </w:r>
     </w:p>
     <w:p>
@@ -1038,7 +1046,7 @@
           <w:color w:val="4A4A49"/>
           <w:sz w:val="22"/>
         </w:rPr>
-        <w:t>Preguntas frecuentes y cierre conceptual () (1/4)</w:t>
+        <w:t>Preguntas frecuentes y cierre conceptual () (1/3)</w:t>
       </w:r>
     </w:p>
     <w:p>
@@ -1051,7 +1059,7 @@
           <w:color w:val="4A4A49"/>
           <w:sz w:val="22"/>
         </w:rPr>
-        <w:t>Preguntas frecuentes y cierre conceptual () (2/4)</w:t>
+        <w:t>Preguntas frecuentes y cierre conceptual () (2/3)</w:t>
       </w:r>
     </w:p>
     <w:p>
@@ -1064,20 +1072,7 @@
           <w:color w:val="4A4A49"/>
           <w:sz w:val="22"/>
         </w:rPr>
-        <w:t>Preguntas frecuentes y cierre conceptual () (3/4)</w:t>
-      </w:r>
-    </w:p>
-    <w:p>
-      <w:pPr>
-        <w:pStyle w:val="ListNumber"/>
-      </w:pPr>
-      <w:r>
-        <w:rPr>
-          <w:b w:val="0"/>
-          <w:color w:val="4A4A49"/>
-          <w:sz w:val="22"/>
-        </w:rPr>
-        <w:t>Preguntas frecuentes y cierre conceptual () (4/4)</w:t>
+        <w:t>Preguntas frecuentes y cierre conceptual () (3/3)</w:t>
       </w:r>
     </w:p>
     <w:p>
@@ -1104,6 +1099,19 @@
           <w:sz w:val="22"/>
         </w:rPr>
         <w:t>Politica de autoescalado (tabla, no prosa)</w:t>
+      </w:r>
+    </w:p>
+    <w:p>
+      <w:pPr>
+        <w:pStyle w:val="ListNumber"/>
+      </w:pPr>
+      <w:r>
+        <w:rPr>
+          <w:b w:val="0"/>
+          <w:color w:val="4A4A49"/>
+          <w:sz w:val="22"/>
+        </w:rPr>
+        <w:t>Del boceto al código Mermaid</w:t>
       </w:r>
     </w:p>
     <w:p>

--- a/Arquitectura de Sistemas Computacionales/Kit docente/Clase 13/Guion Docente Clase 13 - Escalabilidad automatica.docx
+++ b/Arquitectura de Sistemas Computacionales/Kit docente/Clase 13/Guion Docente Clase 13 - Escalabilidad automatica.docx
@@ -292,7 +292,7 @@
           <w:color w:val="4A4A49"/>
           <w:sz w:val="22"/>
         </w:rPr>
-        <w:t xml:space="preserve"> — 4 vinetas.</w:t>
+        <w:t xml:space="preserve"> — 2 vinetas.</w:t>
       </w:r>
     </w:p>
     <w:p>
@@ -322,13 +322,39 @@
       </w:r>
     </w:p>
     <w:p>
+      <w:pPr>
+        <w:pStyle w:val="ListBullet2"/>
+      </w:pPr>
+      <w:r>
+        <w:rPr>
+          <w:b w:val="0"/>
+          <w:color w:val="4A4A49"/>
+          <w:sz w:val="22"/>
+        </w:rPr>
+        <w:t>(No se proyecta) Esta clase es autonoma por festivo: el estudiante trabaja solo y este fundamento se publica como material de lectura, asi que esta escrito para explicar el tema completo sin apoyo de un encuentro sincronico.</w:t>
+      </w:r>
+    </w:p>
+    <w:p>
+      <w:pPr>
+        <w:pStyle w:val="ListBullet2"/>
+      </w:pPr>
+      <w:r>
+        <w:rPr>
+          <w:b w:val="0"/>
+          <w:color w:val="4A4A49"/>
+          <w:sz w:val="22"/>
+        </w:rPr>
+        <w:t>(No se proyecta) El rendimiento, tema de la Clase 12, pregunta cuanto tarda una peticion con la carga actual.</w:t>
+      </w:r>
+    </w:p>
+    <w:p>
       <w:r>
         <w:rPr>
           <w:b/>
           <w:color w:val="4A4A49"/>
           <w:sz w:val="22"/>
         </w:rPr>
-        <w:t>[Slide 7] Escalar vertical y horizontalmente: las dos formas de agregar capacidad (1/2)</w:t>
+        <w:t>[Slide 7] Escalar vertical y horizontalmente: las dos formas de agregar capacidad</w:t>
       </w:r>
       <w:r>
         <w:rPr>
@@ -336,7 +362,7 @@
           <w:color w:val="4A4A49"/>
           <w:sz w:val="22"/>
         </w:rPr>
-        <w:t xml:space="preserve"> — 4 vinetas.</w:t>
+        <w:t xml:space="preserve"> — 5 vinetas.</w:t>
       </w:r>
     </w:p>
     <w:p>
@@ -366,21 +392,29 @@
       </w:r>
     </w:p>
     <w:p>
-      <w:r>
-        <w:rPr>
-          <w:b/>
-          <w:color w:val="4A4A49"/>
-          <w:sz w:val="22"/>
-        </w:rPr>
-        <w:t>[Slide 8] Escalar vertical y horizontalmente: las dos formas de agregar capacidad (2/2)</w:t>
-      </w:r>
+      <w:pPr>
+        <w:pStyle w:val="ListBullet2"/>
+      </w:pPr>
       <w:r>
         <w:rPr>
           <w:b w:val="0"/>
           <w:color w:val="4A4A49"/>
           <w:sz w:val="22"/>
         </w:rPr>
-        <w:t xml:space="preserve"> — 3 vinetas.</w:t>
+        <w:t>(No se proyecta) Hay dos formas de agregar capacidad y el estudiante debe poder definirlas sin dudar.</w:t>
+      </w:r>
+    </w:p>
+    <w:p>
+      <w:pPr>
+        <w:pStyle w:val="ListBullet2"/>
+      </w:pPr>
+      <w:r>
+        <w:rPr>
+          <w:b w:val="0"/>
+          <w:color w:val="4A4A49"/>
+          <w:sz w:val="22"/>
+        </w:rPr>
+        <w:t>(No se proyecta) Escalar horizontalmente, o hacia afuera, es agregar MAS instancias iguales trabajando en paralelo, con el balanceador de carga de la Clase 7 repartiendo peticiones entre ellas.</w:t>
       </w:r>
     </w:p>
     <w:p>
@@ -390,7 +424,7 @@
           <w:color w:val="4A4A49"/>
           <w:sz w:val="22"/>
         </w:rPr>
-        <w:t>[Slide 9] Ausencia de estado: donde mas estudiantes fallan (1/2)</w:t>
+        <w:t>[Slide 8] Ausencia de estado: donde mas estudiantes fallan</w:t>
       </w:r>
       <w:r>
         <w:rPr>
@@ -415,21 +449,29 @@
       </w:r>
     </w:p>
     <w:p>
-      <w:r>
-        <w:rPr>
-          <w:b/>
-          <w:color w:val="4A4A49"/>
-          <w:sz w:val="22"/>
-        </w:rPr>
-        <w:t>[Slide 10] Ausencia de estado: donde mas estudiantes fallan (2/2)</w:t>
-      </w:r>
+      <w:pPr>
+        <w:pStyle w:val="ListBullet2"/>
+      </w:pPr>
       <w:r>
         <w:rPr>
           <w:b w:val="0"/>
           <w:color w:val="4A4A49"/>
           <w:sz w:val="22"/>
         </w:rPr>
-        <w:t xml:space="preserve"> — 2 vinetas.</w:t>
+        <w:t>(No se proyecta) La solucion parcial que casi todos proponen es la sesion pegajosa, que amarra al usuario a una instancia, y hay que decir por que es un parche: si esa instancia se cae la sesion se pierde igual, y el balanceo se vuelve desigual.</w:t>
+      </w:r>
+    </w:p>
+    <w:p>
+      <w:pPr>
+        <w:pStyle w:val="ListBullet2"/>
+      </w:pPr>
+      <w:r>
+        <w:rPr>
+          <w:b w:val="0"/>
+          <w:color w:val="4A4A49"/>
+          <w:sz w:val="22"/>
+        </w:rPr>
+        <w:t>(No se proyecta) Lo mismo aplica a los archivos subidos de CloudLite: si se escriben en el disco local del contenedor, la mitad de las descargas fallara porque el archivo esta en la otra instancia, y por eso van a almacenamiento de objetos, que fue la decision de la Clase 7.</w:t>
       </w:r>
     </w:p>
     <w:p>
@@ -439,7 +481,7 @@
           <w:color w:val="4A4A49"/>
           <w:sz w:val="22"/>
         </w:rPr>
-        <w:t>[Slide 11] Las cinco piezas del autoescalado (1/2)</w:t>
+        <w:t>[Slide 9] Las cinco piezas del autoescalado (1/2)</w:t>
       </w:r>
       <w:r>
         <w:rPr>
@@ -447,7 +489,7 @@
           <w:color w:val="4A4A49"/>
           <w:sz w:val="22"/>
         </w:rPr>
-        <w:t xml:space="preserve"> — 6 vinetas.</w:t>
+        <w:t xml:space="preserve"> — 4 vinetas.</w:t>
       </w:r>
     </w:p>
     <w:p>
@@ -464,13 +506,26 @@
       </w:r>
     </w:p>
     <w:p>
+      <w:pPr>
+        <w:pStyle w:val="ListBullet2"/>
+      </w:pPr>
+      <w:r>
+        <w:rPr>
+          <w:b w:val="0"/>
+          <w:color w:val="4A4A49"/>
+          <w:sz w:val="22"/>
+        </w:rPr>
+        <w:t>(No se proyecta) Y el maximo es la pieza mas olvidada y la mas importante: es el techo de costo decidido en la Clase 10, y sin el, un error de programacion o un ataque puede escalar la factura sin limite; hay casos documentados de facturas de miles de dolares generadas en horas por autoescalado sin tope.</w:t>
+      </w:r>
+    </w:p>
+    <w:p>
       <w:r>
         <w:rPr>
           <w:b/>
           <w:color w:val="4A4A49"/>
           <w:sz w:val="22"/>
         </w:rPr>
-        <w:t>[Slide 12] Las cinco piezas del autoescalado (2/2)</w:t>
+        <w:t>[Slide 10] Las cinco piezas del autoescalado (2/2)</w:t>
       </w:r>
       <w:r>
         <w:rPr>
@@ -488,7 +543,7 @@
           <w:color w:val="4A4A49"/>
           <w:sz w:val="22"/>
         </w:rPr>
-        <w:t>[Slide 13] El limite fisico: la instancia nueva no aparece al instante (1/2)</w:t>
+        <w:t>[Slide 11] El limite fisico: la instancia nueva no aparece al instante</w:t>
       </w:r>
       <w:r>
         <w:rPr>
@@ -496,43 +551,7 @@
           <w:color w:val="4A4A49"/>
           <w:sz w:val="22"/>
         </w:rPr>
-        <w:t xml:space="preserve"> — 4 vinetas.</w:t>
-      </w:r>
-    </w:p>
-    <w:p>
-      <w:r>
-        <w:rPr>
-          <w:b/>
-          <w:color w:val="4A4A49"/>
-          <w:sz w:val="22"/>
-        </w:rPr>
-        <w:t>[Slide 14] El limite fisico: la instancia nueva no aparece al instante (2/2)</w:t>
-      </w:r>
-      <w:r>
-        <w:rPr>
-          <w:b w:val="0"/>
-          <w:color w:val="4A4A49"/>
-          <w:sz w:val="22"/>
-        </w:rPr>
-        <w:t xml:space="preserve"> — 3 vinetas.</w:t>
-      </w:r>
-    </w:p>
-    <w:p>
-      <w:r>
-        <w:rPr>
-          <w:b/>
-          <w:color w:val="4A4A49"/>
-          <w:sz w:val="22"/>
-        </w:rPr>
-        <w:t>[Slide 15] Elegir la metrica: la decision mas fina del tema (1/2)</w:t>
-      </w:r>
-      <w:r>
-        <w:rPr>
-          <w:b w:val="0"/>
-          <w:color w:val="4A4A49"/>
-          <w:sz w:val="22"/>
-        </w:rPr>
-        <w:t xml:space="preserve"> — 3 vinetas.</w:t>
+        <w:t xml:space="preserve"> — 5 vinetas.</w:t>
       </w:r>
     </w:p>
     <w:p>
@@ -545,7 +564,7 @@
           <w:color w:val="4A4A49"/>
           <w:sz w:val="22"/>
         </w:rPr>
-        <w:t>Regla de bolsillo: la metrica correcta es la que mide el recurso que se agota primero, es decir el cuello de botella identificado en la clase anterior.</w:t>
+        <w:t>(No se proyecta) Sume el periodo de evaluacion y el sistema reacciona entre 5 y 10 minutos despues de que empezo el problema, asi que un pico subito del tipo que la prueba de spike de la Clase 12 simula ocurre y termina antes de que llegue la ayuda.</w:t>
       </w:r>
     </w:p>
     <w:p>
@@ -558,7 +577,7 @@
           <w:color w:val="4A4A49"/>
           <w:sz w:val="22"/>
         </w:rPr>
-        <w:t>(Sobre la actividad, no se proyecta) De ahi que el entregable de hoy no se pueda hacer bien si el de la Clase 12 quedo vacio.</w:t>
+        <w:t>(No se proyecta) Aqui reaparece la Clase 3: una imagen slim arranca mas rapido que una de un gigabyte, asi que adelgazar la imagen no es solo ahorro de costo, es tiempo de reaccion.</w:t>
       </w:r>
     </w:p>
     <w:p>
@@ -568,7 +587,7 @@
           <w:color w:val="4A4A49"/>
           <w:sz w:val="22"/>
         </w:rPr>
-        <w:t>[Slide 16] Elegir la metrica: la decision mas fina del tema (2/2)</w:t>
+        <w:t>[Slide 12] Elegir la metrica: la decision mas fina del tema</w:t>
       </w:r>
       <w:r>
         <w:rPr>
@@ -576,7 +595,46 @@
           <w:color w:val="4A4A49"/>
           <w:sz w:val="22"/>
         </w:rPr>
-        <w:t xml:space="preserve"> — 2 vinetas.</w:t>
+        <w:t xml:space="preserve"> — 4 vinetas.</w:t>
+      </w:r>
+    </w:p>
+    <w:p>
+      <w:pPr>
+        <w:pStyle w:val="ListBullet2"/>
+      </w:pPr>
+      <w:r>
+        <w:rPr>
+          <w:b w:val="0"/>
+          <w:color w:val="4A4A49"/>
+          <w:sz w:val="22"/>
+        </w:rPr>
+        <w:t>(No se proyecta) Metricas mejores para ese caso son las peticiones por segundo por instancia, que se deriva del calculo hecho en la Clase 12, la latencia p95 del propio servicio, o la longitud de la cola pendiente.</w:t>
+      </w:r>
+    </w:p>
+    <w:p>
+      <w:pPr>
+        <w:pStyle w:val="ListBullet2"/>
+      </w:pPr>
+      <w:r>
+        <w:rPr>
+          <w:b w:val="0"/>
+          <w:color w:val="4A4A49"/>
+          <w:sz w:val="22"/>
+        </w:rPr>
+        <w:t>(No se proyecta) Regla de bolsillo: la metrica correcta es la que mide el recurso que se agota primero, es decir el cuello de botella identificado en la clase anterior.</w:t>
+      </w:r>
+    </w:p>
+    <w:p>
+      <w:pPr>
+        <w:pStyle w:val="ListBullet2"/>
+      </w:pPr>
+      <w:r>
+        <w:rPr>
+          <w:b w:val="0"/>
+          <w:color w:val="4A4A49"/>
+          <w:sz w:val="22"/>
+        </w:rPr>
+        <w:t>(No se proyecta) De ahi que el entregable de hoy no se pueda hacer bien si el de la Clase 12 quedo vacio.</w:t>
       </w:r>
     </w:p>
     <w:p>
@@ -586,7 +644,7 @@
           <w:color w:val="4A4A49"/>
           <w:sz w:val="22"/>
         </w:rPr>
-        <w:t>[Slide 17] Lo que NO escala (1/2)</w:t>
+        <w:t>[Slide 13] Lo que NO escala (1/2)</w:t>
       </w:r>
       <w:r>
         <w:rPr>
@@ -594,7 +652,7 @@
           <w:color w:val="4A4A49"/>
           <w:sz w:val="22"/>
         </w:rPr>
-        <w:t xml:space="preserve"> — 5 vinetas.</w:t>
+        <w:t xml:space="preserve"> — 4 vinetas.</w:t>
       </w:r>
     </w:p>
     <w:p>
@@ -624,21 +682,16 @@
       </w:r>
     </w:p>
     <w:p>
-      <w:r>
-        <w:rPr>
-          <w:b/>
-          <w:color w:val="4A4A49"/>
-          <w:sz w:val="22"/>
-        </w:rPr>
-        <w:t>[Slide 18] Lo que NO escala (2/2)</w:t>
-      </w:r>
+      <w:pPr>
+        <w:pStyle w:val="ListBullet2"/>
+      </w:pPr>
       <w:r>
         <w:rPr>
           <w:b w:val="0"/>
           <w:color w:val="4A4A49"/>
           <w:sz w:val="22"/>
         </w:rPr>
-        <w:t xml:space="preserve"> — 5 vinetas.</w:t>
+        <w:t>(No se proyecta) Tambien conviene enumerar otras piezas que no escalan por replicacion: los limites de terceros, como un proveedor de correo que acepta 100 envios por minuto y rechaza el exceso, de modo que diez workers no envian diez veces mas rapido sino que generan diez veces mas errores; los sistemas de archivos compartidos; y las tareas programadas de tipo singleton, que si corren en seis instancias hacen el mismo trabajo seis veces y pueden duplicar cobros o correos.</w:t>
       </w:r>
     </w:p>
     <w:p>
@@ -648,82 +701,7 @@
           <w:color w:val="4A4A49"/>
           <w:sz w:val="22"/>
         </w:rPr>
-        <w:t>[Slide 19] Preguntas frecuentes y cierre conceptual () (1/3)</w:t>
-      </w:r>
-      <w:r>
-        <w:rPr>
-          <w:b w:val="0"/>
-          <w:color w:val="4A4A49"/>
-          <w:sz w:val="22"/>
-        </w:rPr>
-        <w:t xml:space="preserve"> — 4 vinetas.</w:t>
-      </w:r>
-    </w:p>
-    <w:p>
-      <w:pPr>
-        <w:pStyle w:val="ListBullet2"/>
-      </w:pPr>
-      <w:r>
-        <w:rPr>
-          <w:b w:val="0"/>
-          <w:color w:val="4A4A49"/>
-          <w:sz w:val="22"/>
-        </w:rPr>
-        <w:t>Tres preguntas aparecen sin falta en una clase autonoma como esta y conviene responderlas por escrito en el foro.</w:t>
-      </w:r>
-    </w:p>
-    <w:p>
-      <w:pPr>
-        <w:pStyle w:val="ListBullet2"/>
-      </w:pPr>
-      <w:r>
-        <w:rPr>
-          <w:b w:val="0"/>
-          <w:color w:val="4A4A49"/>
-          <w:sz w:val="22"/>
-        </w:rPr>
-        <w:t>(Sobre la actividad, no se proyecta) Para verificar el diseno sin gastar un peso alcanza Killercoda con docker compose para levantar dos o tres replicas del stub detras de un balanceador y comprobar que la sesion no se rompe; el entregable formal es una nota sobre el diagrama de despliegue y la seccion escrita con estrategia, trigger, limite y lo que no escala, que la Clase 14 evaluara y la Clase 15 exigira sustentar.</w:t>
-      </w:r>
-    </w:p>
-    <w:p>
-      <w:pPr>
-        <w:pStyle w:val="ListBullet2"/>
-      </w:pPr>
-      <w:r>
-        <w:rPr>
-          <w:b w:val="0"/>
-          <w:color w:val="4A4A49"/>
-          <w:sz w:val="22"/>
-        </w:rPr>
-        <w:t>(Sobre la actividad, no se proyecta) Si eso se deja pasar, el entregable llega con la seccion de "que no escala" vacia o rellenada con una frase generica, y en la Clase 15 el estudiante afirma que su sistema soporta cualquier crecimiento mientras el diagrama muestra una unica base de datos con la sesion guardada en memoria, que es la contradiccion mas facil de detectar y la mas costosa de explicar en ese momento.</w:t>
-      </w:r>
-    </w:p>
-    <w:p>
-      <w:r>
-        <w:rPr>
-          <w:b/>
-          <w:color w:val="4A4A49"/>
-          <w:sz w:val="22"/>
-        </w:rPr>
-        <w:t>[Slide 20] Preguntas frecuentes y cierre conceptual () (2/3)</w:t>
-      </w:r>
-      <w:r>
-        <w:rPr>
-          <w:b w:val="0"/>
-          <w:color w:val="4A4A49"/>
-          <w:sz w:val="22"/>
-        </w:rPr>
-        <w:t xml:space="preserve"> — 5 vinetas.</w:t>
-      </w:r>
-    </w:p>
-    <w:p>
-      <w:r>
-        <w:rPr>
-          <w:b/>
-          <w:color w:val="4A4A49"/>
-          <w:sz w:val="22"/>
-        </w:rPr>
-        <w:t>[Slide 21] Preguntas frecuentes y cierre conceptual () (3/3)</w:t>
+        <w:t>[Slide 14] Lo que NO escala (2/2)</w:t>
       </w:r>
       <w:r>
         <w:rPr>
@@ -741,7 +719,43 @@
           <w:color w:val="4A4A49"/>
           <w:sz w:val="22"/>
         </w:rPr>
-        <w:t>[Slide 22] La regla de autoescalado, escrita como configuracion</w:t>
+        <w:t>[Slide 15] Preguntas frecuentes y cierre conceptual (1/2)</w:t>
+      </w:r>
+      <w:r>
+        <w:rPr>
+          <w:b w:val="0"/>
+          <w:color w:val="4A4A49"/>
+          <w:sz w:val="22"/>
+        </w:rPr>
+        <w:t xml:space="preserve"> — 3 vinetas.</w:t>
+      </w:r>
+    </w:p>
+    <w:p>
+      <w:r>
+        <w:rPr>
+          <w:b/>
+          <w:color w:val="4A4A49"/>
+          <w:sz w:val="22"/>
+        </w:rPr>
+        <w:t>[Slide 16] Preguntas frecuentes y cierre conceptual (2/2)</w:t>
+      </w:r>
+      <w:r>
+        <w:rPr>
+          <w:b w:val="0"/>
+          <w:color w:val="4A4A49"/>
+          <w:sz w:val="22"/>
+        </w:rPr>
+        <w:t xml:space="preserve"> — 3 vinetas.</w:t>
+      </w:r>
+    </w:p>
+    <w:p>
+      <w:r>
+        <w:rPr>
+          <w:b/>
+          <w:color w:val="4A4A49"/>
+          <w:sz w:val="22"/>
+        </w:rPr>
+        <w:t>[Slide 17] La regla de autoescalado, escrita como configuracion</w:t>
       </w:r>
       <w:r>
         <w:rPr>
@@ -890,7 +904,7 @@
           <w:color w:val="4A4A49"/>
           <w:sz w:val="22"/>
         </w:rPr>
-        <w:t>Escalar vertical y horizontalmente: las dos formas de agregar capacidad (1/2)</w:t>
+        <w:t>Escalar vertical y horizontalmente: las dos formas de agregar capacidad</w:t>
       </w:r>
     </w:p>
     <w:p>
@@ -903,33 +917,7 @@
           <w:color w:val="4A4A49"/>
           <w:sz w:val="22"/>
         </w:rPr>
-        <w:t>Escalar vertical y horizontalmente: las dos formas de agregar capacidad (2/2)</w:t>
-      </w:r>
-    </w:p>
-    <w:p>
-      <w:pPr>
-        <w:pStyle w:val="ListNumber"/>
-      </w:pPr>
-      <w:r>
-        <w:rPr>
-          <w:b w:val="0"/>
-          <w:color w:val="4A4A49"/>
-          <w:sz w:val="22"/>
-        </w:rPr>
-        <w:t>Ausencia de estado: donde mas estudiantes fallan (1/2)</w:t>
-      </w:r>
-    </w:p>
-    <w:p>
-      <w:pPr>
-        <w:pStyle w:val="ListNumber"/>
-      </w:pPr>
-      <w:r>
-        <w:rPr>
-          <w:b w:val="0"/>
-          <w:color w:val="4A4A49"/>
-          <w:sz w:val="22"/>
-        </w:rPr>
-        <w:t>Ausencia de estado: donde mas estudiantes fallan (2/2)</w:t>
+        <w:t>Ausencia de estado: donde mas estudiantes fallan</w:t>
       </w:r>
     </w:p>
     <w:p>
@@ -968,7 +956,7 @@
           <w:color w:val="4A4A49"/>
           <w:sz w:val="22"/>
         </w:rPr>
-        <w:t>El limite fisico: la instancia nueva no aparece al instante (1/2)</w:t>
+        <w:t>El limite fisico: la instancia nueva no aparece al instante</w:t>
       </w:r>
     </w:p>
     <w:p>
@@ -981,33 +969,7 @@
           <w:color w:val="4A4A49"/>
           <w:sz w:val="22"/>
         </w:rPr>
-        <w:t>El limite fisico: la instancia nueva no aparece al instante (2/2)</w:t>
-      </w:r>
-    </w:p>
-    <w:p>
-      <w:pPr>
-        <w:pStyle w:val="ListNumber"/>
-      </w:pPr>
-      <w:r>
-        <w:rPr>
-          <w:b w:val="0"/>
-          <w:color w:val="4A4A49"/>
-          <w:sz w:val="22"/>
-        </w:rPr>
-        <w:t>Elegir la metrica: la decision mas fina del tema (1/2)</w:t>
-      </w:r>
-    </w:p>
-    <w:p>
-      <w:pPr>
-        <w:pStyle w:val="ListNumber"/>
-      </w:pPr>
-      <w:r>
-        <w:rPr>
-          <w:b w:val="0"/>
-          <w:color w:val="4A4A49"/>
-          <w:sz w:val="22"/>
-        </w:rPr>
-        <w:t>Elegir la metrica: la decision mas fina del tema (2/2)</w:t>
+        <w:t>Elegir la metrica: la decision mas fina del tema</w:t>
       </w:r>
     </w:p>
     <w:p>
@@ -1046,7 +1008,7 @@
           <w:color w:val="4A4A49"/>
           <w:sz w:val="22"/>
         </w:rPr>
-        <w:t>Preguntas frecuentes y cierre conceptual () (1/3)</w:t>
+        <w:t>Preguntas frecuentes y cierre conceptual (1/2)</w:t>
       </w:r>
     </w:p>
     <w:p>
@@ -1059,20 +1021,7 @@
           <w:color w:val="4A4A49"/>
           <w:sz w:val="22"/>
         </w:rPr>
-        <w:t>Preguntas frecuentes y cierre conceptual () (2/3)</w:t>
-      </w:r>
-    </w:p>
-    <w:p>
-      <w:pPr>
-        <w:pStyle w:val="ListNumber"/>
-      </w:pPr>
-      <w:r>
-        <w:rPr>
-          <w:b w:val="0"/>
-          <w:color w:val="4A4A49"/>
-          <w:sz w:val="22"/>
-        </w:rPr>
-        <w:t>Preguntas frecuentes y cierre conceptual () (3/3)</w:t>
+        <w:t>Preguntas frecuentes y cierre conceptual (2/2)</w:t>
       </w:r>
     </w:p>
     <w:p>

--- a/Arquitectura de Sistemas Computacionales/Kit docente/Clase 13/Guion Docente Clase 13 - Escalabilidad automatica.docx
+++ b/Arquitectura de Sistemas Computacionales/Kit docente/Clase 13/Guion Docente Clase 13 - Escalabilidad automatica.docx
@@ -284,7 +284,7 @@
           <w:color w:val="4A4A49"/>
           <w:sz w:val="22"/>
         </w:rPr>
-        <w:t>[Slide 6] Clase autonoma: escalabilidad no es rendimiento</w:t>
+        <w:t>[Slide 4] Clase autonoma: escalabilidad no es rendimiento</w:t>
       </w:r>
       <w:r>
         <w:rPr>
@@ -292,7 +292,59 @@
           <w:color w:val="4A4A49"/>
           <w:sz w:val="22"/>
         </w:rPr>
-        <w:t xml:space="preserve"> — 2 vinetas.</w:t>
+        <w:t xml:space="preserve"> — 3 vinetas.</w:t>
+      </w:r>
+    </w:p>
+    <w:p>
+      <w:pPr>
+        <w:pStyle w:val="ListBullet2"/>
+      </w:pPr>
+      <w:r>
+        <w:rPr>
+          <w:b w:val="0"/>
+          <w:color w:val="4A4A49"/>
+          <w:sz w:val="22"/>
+        </w:rPr>
+        <w:t>DESARROLLO (para explicarlo, no se proyecta):</w:t>
+      </w:r>
+    </w:p>
+    <w:p>
+      <w:pPr>
+        <w:pStyle w:val="ListBullet2"/>
+      </w:pPr>
+      <w:r>
+        <w:rPr>
+          <w:b w:val="0"/>
+          <w:color w:val="4A4A49"/>
+          <w:sz w:val="22"/>
+        </w:rPr>
+        <w:t>La escalabilidad es la capacidad de un sistema de sostener mas carga agregando recursos, y la primera precision importante es que no es lo mismo que rendimiento.</w:t>
+      </w:r>
+    </w:p>
+    <w:p>
+      <w:pPr>
+        <w:pStyle w:val="ListBullet2"/>
+      </w:pPr>
+      <w:r>
+        <w:rPr>
+          <w:b w:val="0"/>
+          <w:color w:val="4A4A49"/>
+          <w:sz w:val="22"/>
+        </w:rPr>
+        <w:t>La escalabilidad pregunta que pasa cuando la carga se multiplica: si al duplicar los recursos el sistema atiende cerca del doble de trabajo, escala bien; si atiende un 20 por ciento mas, escala mal, y ninguna cantidad de dinero lo va a arreglar.</w:t>
+      </w:r>
+    </w:p>
+    <w:p>
+      <w:pPr>
+        <w:pStyle w:val="ListBullet2"/>
+      </w:pPr>
+      <w:r>
+        <w:rPr>
+          <w:b w:val="0"/>
+          <w:color w:val="4A4A49"/>
+          <w:sz w:val="22"/>
+        </w:rPr>
+        <w:t>NOTAS:</w:t>
       </w:r>
     </w:p>
     <w:p>
@@ -354,7 +406,7 @@
           <w:color w:val="4A4A49"/>
           <w:sz w:val="22"/>
         </w:rPr>
-        <w:t>[Slide 7] Escalar vertical y horizontalmente: las dos formas de agregar capacidad</w:t>
+        <w:t>[Slide 5] Escalar vertical y horizontalmente: las dos formas de agregar capacidad</w:t>
       </w:r>
       <w:r>
         <w:rPr>
@@ -362,7 +414,98 @@
           <w:color w:val="4A4A49"/>
           <w:sz w:val="22"/>
         </w:rPr>
-        <w:t xml:space="preserve"> — 5 vinetas.</w:t>
+        <w:t xml:space="preserve"> — 4 vinetas.</w:t>
+      </w:r>
+    </w:p>
+    <w:p>
+      <w:pPr>
+        <w:pStyle w:val="ListBullet2"/>
+      </w:pPr>
+      <w:r>
+        <w:rPr>
+          <w:b w:val="0"/>
+          <w:color w:val="4A4A49"/>
+          <w:sz w:val="22"/>
+        </w:rPr>
+        <w:t>DESARROLLO (para explicarlo, no se proyecta):</w:t>
+      </w:r>
+    </w:p>
+    <w:p>
+      <w:pPr>
+        <w:pStyle w:val="ListBullet2"/>
+      </w:pPr>
+      <w:r>
+        <w:rPr>
+          <w:b w:val="0"/>
+          <w:color w:val="4A4A49"/>
+          <w:sz w:val="22"/>
+        </w:rPr>
+        <w:t>Escalar verticalmente, o hacia arriba, es darle mas recursos a la MISMA maquina: mas CPU, mas memoria, disco mas rapido.</w:t>
+      </w:r>
+    </w:p>
+    <w:p>
+      <w:pPr>
+        <w:pStyle w:val="ListBullet2"/>
+      </w:pPr>
+      <w:r>
+        <w:rPr>
+          <w:b w:val="0"/>
+          <w:color w:val="4A4A49"/>
+          <w:sz w:val="22"/>
+        </w:rPr>
+        <w:t>Es la opcion simple porque no exige cambiar el codigo, y tiene tres limites reales: existe un techo fisico</w:t>
+      </w:r>
+    </w:p>
+    <w:p>
+      <w:pPr>
+        <w:pStyle w:val="ListBullet2"/>
+      </w:pPr>
+      <w:r>
+        <w:rPr>
+          <w:b w:val="0"/>
+          <w:color w:val="4A4A49"/>
+          <w:sz w:val="22"/>
+        </w:rPr>
+        <w:t>Porque la instancia mas grande disponible se acaba en algun punto; el precio crece peor que linealmente, ya que las instancias grandes cuestan mas por unidad de capacidad</w:t>
+      </w:r>
+    </w:p>
+    <w:p>
+      <w:pPr>
+        <w:pStyle w:val="ListBullet2"/>
+      </w:pPr>
+      <w:r>
+        <w:rPr>
+          <w:b w:val="0"/>
+          <w:color w:val="4A4A49"/>
+          <w:sz w:val="22"/>
+        </w:rPr>
+        <w:t>Y el cambio suele requerir reiniciar el servicio, lo que implica una ventana de indisponibilidad del orden de 30 segundos a 2 minutos.</w:t>
+      </w:r>
+    </w:p>
+    <w:p>
+      <w:pPr>
+        <w:pStyle w:val="ListBullet2"/>
+      </w:pPr>
+      <w:r>
+        <w:rPr>
+          <w:b w:val="0"/>
+          <w:color w:val="4A4A49"/>
+          <w:sz w:val="22"/>
+        </w:rPr>
+        <w:t>Su precio es un requisito de diseno no negociable: la aplicacion tiene que poder correr en varias copias sin pisarse.</w:t>
+      </w:r>
+    </w:p>
+    <w:p>
+      <w:pPr>
+        <w:pStyle w:val="ListBullet2"/>
+      </w:pPr>
+      <w:r>
+        <w:rPr>
+          <w:b w:val="0"/>
+          <w:color w:val="4A4A49"/>
+          <w:sz w:val="22"/>
+        </w:rPr>
+        <w:t>NOTAS:</w:t>
       </w:r>
     </w:p>
     <w:p>
@@ -424,7 +567,7 @@
           <w:color w:val="4A4A49"/>
           <w:sz w:val="22"/>
         </w:rPr>
-        <w:t>[Slide 8] Ausencia de estado: donde mas estudiantes fallan</w:t>
+        <w:t>[Slide 6] Ausencia de estado: donde mas estudiantes fallan</w:t>
       </w:r>
       <w:r>
         <w:rPr>
@@ -433,6 +576,84 @@
           <w:sz w:val="22"/>
         </w:rPr>
         <w:t xml:space="preserve"> — 4 vinetas.</w:t>
+      </w:r>
+    </w:p>
+    <w:p>
+      <w:pPr>
+        <w:pStyle w:val="ListBullet2"/>
+      </w:pPr>
+      <w:r>
+        <w:rPr>
+          <w:b w:val="0"/>
+          <w:color w:val="4A4A49"/>
+          <w:sz w:val="22"/>
+        </w:rPr>
+        <w:t>DESARROLLO (para explicarlo, no se proyecta):</w:t>
+      </w:r>
+    </w:p>
+    <w:p>
+      <w:pPr>
+        <w:pStyle w:val="ListBullet2"/>
+      </w:pPr>
+      <w:r>
+        <w:rPr>
+          <w:b w:val="0"/>
+          <w:color w:val="4A4A49"/>
+          <w:sz w:val="22"/>
+        </w:rPr>
+        <w:t>Ese requisito se llama ausencia de estado, o statelessness, y es donde mas estudiantes fallan.</w:t>
+      </w:r>
+    </w:p>
+    <w:p>
+      <w:pPr>
+        <w:pStyle w:val="ListBullet2"/>
+      </w:pPr>
+      <w:r>
+        <w:rPr>
+          <w:b w:val="0"/>
+          <w:color w:val="4A4A49"/>
+          <w:sz w:val="22"/>
+        </w:rPr>
+        <w:t>El sintoma en CloudLite es facil de narrar: si la API guarda la sesion en un diccionario en memoria de la instancia que atendio el login</w:t>
+      </w:r>
+    </w:p>
+    <w:p>
+      <w:pPr>
+        <w:pStyle w:val="ListBullet2"/>
+      </w:pPr>
+      <w:r>
+        <w:rPr>
+          <w:b w:val="0"/>
+          <w:color w:val="4A4A49"/>
+          <w:sz w:val="22"/>
+        </w:rPr>
+        <w:t>Y el balanceador manda la siguiente peticion del mismo usuario a la segunda instancia, esa instancia no lo conoce y lo expulsa; el usuario percibe que la aplicacion lo saca al azar.</w:t>
+      </w:r>
+    </w:p>
+    <w:p>
+      <w:pPr>
+        <w:pStyle w:val="ListBullet2"/>
+      </w:pPr>
+      <w:r>
+        <w:rPr>
+          <w:b w:val="0"/>
+          <w:color w:val="4A4A49"/>
+          <w:sz w:val="22"/>
+        </w:rPr>
+        <w:t>La solucion arquitectonica es sacar el estado del proceso: guardar la sesion en un almacen compartido o usar un token firmado que el cliente presenta en cada peticion.</w:t>
+      </w:r>
+    </w:p>
+    <w:p>
+      <w:pPr>
+        <w:pStyle w:val="ListBullet2"/>
+      </w:pPr>
+      <w:r>
+        <w:rPr>
+          <w:b w:val="0"/>
+          <w:color w:val="4A4A49"/>
+          <w:sz w:val="22"/>
+        </w:rPr>
+        <w:t>NOTAS:</w:t>
       </w:r>
     </w:p>
     <w:p>
@@ -481,51 +702,7 @@
           <w:color w:val="4A4A49"/>
           <w:sz w:val="22"/>
         </w:rPr>
-        <w:t>[Slide 9] Las cinco piezas del autoescalado (1/2)</w:t>
-      </w:r>
-      <w:r>
-        <w:rPr>
-          <w:b w:val="0"/>
-          <w:color w:val="4A4A49"/>
-          <w:sz w:val="22"/>
-        </w:rPr>
-        <w:t xml:space="preserve"> — 4 vinetas.</w:t>
-      </w:r>
-    </w:p>
-    <w:p>
-      <w:pPr>
-        <w:pStyle w:val="ListBullet2"/>
-      </w:pPr>
-      <w:r>
-        <w:rPr>
-          <w:b w:val="0"/>
-          <w:color w:val="4A4A49"/>
-          <w:sz w:val="22"/>
-        </w:rPr>
-        <w:t>Cada numero se justifica.</w:t>
-      </w:r>
-    </w:p>
-    <w:p>
-      <w:pPr>
-        <w:pStyle w:val="ListBullet2"/>
-      </w:pPr>
-      <w:r>
-        <w:rPr>
-          <w:b w:val="0"/>
-          <w:color w:val="4A4A49"/>
-          <w:sz w:val="22"/>
-        </w:rPr>
-        <w:t>(No se proyecta) Y el maximo es la pieza mas olvidada y la mas importante: es el techo de costo decidido en la Clase 10, y sin el, un error de programacion o un ataque puede escalar la factura sin limite; hay casos documentados de facturas de miles de dolares generadas en horas por autoescalado sin tope.</w:t>
-      </w:r>
-    </w:p>
-    <w:p>
-      <w:r>
-        <w:rPr>
-          <w:b/>
-          <w:color w:val="4A4A49"/>
-          <w:sz w:val="22"/>
-        </w:rPr>
-        <w:t>[Slide 10] Las cinco piezas del autoescalado (2/2)</w:t>
+        <w:t>[Slide 7] Escala para CloudLite</w:t>
       </w:r>
       <w:r>
         <w:rPr>
@@ -543,7 +720,194 @@
           <w:color w:val="4A4A49"/>
           <w:sz w:val="22"/>
         </w:rPr>
-        <w:t>[Slide 11] El limite fisico: la instancia nueva no aparece al instante</w:t>
+        <w:t>[Slide 8] Las cinco piezas del autoescalado</w:t>
+      </w:r>
+      <w:r>
+        <w:rPr>
+          <w:b w:val="0"/>
+          <w:color w:val="4A4A49"/>
+          <w:sz w:val="22"/>
+        </w:rPr>
+        <w:t xml:space="preserve"> — 4 vinetas.</w:t>
+      </w:r>
+    </w:p>
+    <w:p>
+      <w:pPr>
+        <w:pStyle w:val="ListBullet2"/>
+      </w:pPr>
+      <w:r>
+        <w:rPr>
+          <w:b w:val="0"/>
+          <w:color w:val="4A4A49"/>
+          <w:sz w:val="22"/>
+        </w:rPr>
+        <w:t>DESARROLLO (para explicarlo, no se proyecta):</w:t>
+      </w:r>
+    </w:p>
+    <w:p>
+      <w:pPr>
+        <w:pStyle w:val="ListBullet2"/>
+      </w:pPr>
+      <w:r>
+        <w:rPr>
+          <w:b w:val="0"/>
+          <w:color w:val="4A4A49"/>
+          <w:sz w:val="22"/>
+        </w:rPr>
+        <w:t>El autoescalado es la automatizacion del escalado horizontal y consta de cinco piezas: una metrica que se observa, un umbral que dispara la accion</w:t>
+      </w:r>
+    </w:p>
+    <w:p>
+      <w:pPr>
+        <w:pStyle w:val="ListBullet2"/>
+      </w:pPr>
+      <w:r>
+        <w:rPr>
+          <w:b w:val="0"/>
+          <w:color w:val="4A4A49"/>
+          <w:sz w:val="22"/>
+        </w:rPr>
+        <w:t>Un periodo de evaluacion durante el cual el umbral debe sostenerse, un enfriamiento o cooldown que impide actuar de nuevo de inmediato, y un rango con minimo y maximo de instancias.</w:t>
+      </w:r>
+    </w:p>
+    <w:p>
+      <w:pPr>
+        <w:pStyle w:val="ListBullet2"/>
+      </w:pPr>
+      <w:r>
+        <w:rPr>
+          <w:b w:val="0"/>
+          <w:color w:val="4A4A49"/>
+          <w:sz w:val="22"/>
+        </w:rPr>
+        <w:t>Una politica completa para CloudLite se lee asi: metrica CPU promedio del grupo de instancias de la API, umbral 70 por ciento sostenido durante 5 minutos, accion agregar una instancia, cooldown de 5 minutos, minimo 2 y maximo 6.</w:t>
+      </w:r>
+    </w:p>
+    <w:p>
+      <w:pPr>
+        <w:pStyle w:val="ListBullet2"/>
+      </w:pPr>
+      <w:r>
+        <w:rPr>
+          <w:b w:val="0"/>
+          <w:color w:val="4A4A49"/>
+          <w:sz w:val="22"/>
+        </w:rPr>
+        <w:t>El 70 por ciento deja holgura para el pico que llega mientras la instancia nueva arranca.</w:t>
+      </w:r>
+    </w:p>
+    <w:p>
+      <w:pPr>
+        <w:pStyle w:val="ListBullet2"/>
+      </w:pPr>
+      <w:r>
+        <w:rPr>
+          <w:b w:val="0"/>
+          <w:color w:val="4A4A49"/>
+          <w:sz w:val="22"/>
+        </w:rPr>
+        <w:t>Los 5 minutos evitan reaccionar a un ruido de 20 segundos.</w:t>
+      </w:r>
+    </w:p>
+    <w:p>
+      <w:pPr>
+        <w:pStyle w:val="ListBullet2"/>
+      </w:pPr>
+      <w:r>
+        <w:rPr>
+          <w:b w:val="0"/>
+          <w:color w:val="4A4A49"/>
+          <w:sz w:val="22"/>
+        </w:rPr>
+        <w:t>El minimo es 2 y no 1 porque con una sola instancia no hay tolerancia a fallas ni despliegue sin caida.</w:t>
+      </w:r>
+    </w:p>
+    <w:p>
+      <w:pPr>
+        <w:pStyle w:val="ListBullet2"/>
+      </w:pPr>
+      <w:r>
+        <w:rPr>
+          <w:b w:val="0"/>
+          <w:color w:val="4A4A49"/>
+          <w:sz w:val="22"/>
+        </w:rPr>
+        <w:t>Falta una simetria que casi nadie escribe: la politica de reduccion.</w:t>
+      </w:r>
+    </w:p>
+    <w:p>
+      <w:pPr>
+        <w:pStyle w:val="ListBullet2"/>
+      </w:pPr>
+      <w:r>
+        <w:rPr>
+          <w:b w:val="0"/>
+          <w:color w:val="4A4A49"/>
+          <w:sz w:val="22"/>
+        </w:rPr>
+        <w:t>Si se escala hacia afuera al 70 por ciento no se puede escalar hacia adentro tambien al 70, porque el sistema oscilaria agregando y quitando instancias sin parar, fenomeno llamado flapping.</w:t>
+      </w:r>
+    </w:p>
+    <w:p>
+      <w:pPr>
+        <w:pStyle w:val="ListBullet2"/>
+      </w:pPr>
+      <w:r>
+        <w:rPr>
+          <w:b w:val="0"/>
+          <w:color w:val="4A4A49"/>
+          <w:sz w:val="22"/>
+        </w:rPr>
+        <w:t>La convencion es usar umbrales asimetricos, por ejemplo salir al 70 y entrar al 30, y hacer la reduccion mas lenta que la expansion, porque equivocarse agregando cuesta dinero y equivocarse quitando cuesta una caida.</w:t>
+      </w:r>
+    </w:p>
+    <w:p>
+      <w:pPr>
+        <w:pStyle w:val="ListBullet2"/>
+      </w:pPr>
+      <w:r>
+        <w:rPr>
+          <w:b w:val="0"/>
+          <w:color w:val="4A4A49"/>
+          <w:sz w:val="22"/>
+        </w:rPr>
+        <w:t>NOTAS:</w:t>
+      </w:r>
+    </w:p>
+    <w:p>
+      <w:pPr>
+        <w:pStyle w:val="ListBullet2"/>
+      </w:pPr>
+      <w:r>
+        <w:rPr>
+          <w:b w:val="0"/>
+          <w:color w:val="4A4A49"/>
+          <w:sz w:val="22"/>
+        </w:rPr>
+        <w:t>Cada numero se justifica.</w:t>
+      </w:r>
+    </w:p>
+    <w:p>
+      <w:pPr>
+        <w:pStyle w:val="ListBullet2"/>
+      </w:pPr>
+      <w:r>
+        <w:rPr>
+          <w:b w:val="0"/>
+          <w:color w:val="4A4A49"/>
+          <w:sz w:val="22"/>
+        </w:rPr>
+        <w:t>(No se proyecta) Y el maximo es la pieza mas olvidada y la mas importante: es el techo de costo decidido en la Clase 10, y sin el, un error de programacion o un ataque puede escalar la factura sin limite; hay casos documentados de facturas de miles de dolares generadas en horas por autoescalado sin tope.</w:t>
+      </w:r>
+    </w:p>
+    <w:p>
+      <w:r>
+        <w:rPr>
+          <w:b/>
+          <w:color w:val="4A4A49"/>
+          <w:sz w:val="22"/>
+        </w:rPr>
+        <w:t>[Slide 9] Politica de autoescalado (tabla, no prosa)</w:t>
       </w:r>
       <w:r>
         <w:rPr>
@@ -552,6 +916,138 @@
           <w:sz w:val="22"/>
         </w:rPr>
         <w:t xml:space="preserve"> — 5 vinetas.</w:t>
+      </w:r>
+    </w:p>
+    <w:p>
+      <w:r>
+        <w:rPr>
+          <w:b/>
+          <w:color w:val="4A4A49"/>
+          <w:sz w:val="22"/>
+        </w:rPr>
+        <w:t>[Slide 10] La regla de autoescalado, escrita como configuracion</w:t>
+      </w:r>
+      <w:r>
+        <w:rPr>
+          <w:b w:val="0"/>
+          <w:color w:val="4A4A49"/>
+          <w:sz w:val="22"/>
+        </w:rPr>
+        <w:t xml:space="preserve"> — 12 vinetas.</w:t>
+      </w:r>
+    </w:p>
+    <w:p>
+      <w:r>
+        <w:rPr>
+          <w:b/>
+          <w:color w:val="4A4A49"/>
+          <w:sz w:val="22"/>
+        </w:rPr>
+        <w:t>[Slide 11] La maquina de decision del autoescalado</w:t>
+      </w:r>
+      <w:r>
+        <w:rPr>
+          <w:b w:val="0"/>
+          <w:color w:val="4A4A49"/>
+          <w:sz w:val="22"/>
+        </w:rPr>
+        <w:t xml:space="preserve"> — 10 vinetas.</w:t>
+      </w:r>
+    </w:p>
+    <w:p>
+      <w:r>
+        <w:rPr>
+          <w:b/>
+          <w:color w:val="4A4A49"/>
+          <w:sz w:val="22"/>
+        </w:rPr>
+        <w:t>[Slide 12] El limite fisico: la instancia nueva no aparece al instante</w:t>
+      </w:r>
+      <w:r>
+        <w:rPr>
+          <w:b w:val="0"/>
+          <w:color w:val="4A4A49"/>
+          <w:sz w:val="22"/>
+        </w:rPr>
+        <w:t xml:space="preserve"> — 3 vinetas.</w:t>
+      </w:r>
+    </w:p>
+    <w:p>
+      <w:pPr>
+        <w:pStyle w:val="ListBullet2"/>
+      </w:pPr>
+      <w:r>
+        <w:rPr>
+          <w:b w:val="0"/>
+          <w:color w:val="4A4A49"/>
+          <w:sz w:val="22"/>
+        </w:rPr>
+        <w:t>DESARROLLO (para explicarlo, no se proyecta):</w:t>
+      </w:r>
+    </w:p>
+    <w:p>
+      <w:pPr>
+        <w:pStyle w:val="ListBullet2"/>
+      </w:pPr>
+      <w:r>
+        <w:rPr>
+          <w:b w:val="0"/>
+          <w:color w:val="4A4A49"/>
+          <w:sz w:val="22"/>
+        </w:rPr>
+        <w:t>Hay un limite fisico del autoescalado que desarma la idea de que es magia: la instancia nueva no aparece al instante.</w:t>
+      </w:r>
+    </w:p>
+    <w:p>
+      <w:pPr>
+        <w:pStyle w:val="ListBullet2"/>
+      </w:pPr>
+      <w:r>
+        <w:rPr>
+          <w:b w:val="0"/>
+          <w:color w:val="4A4A49"/>
+          <w:sz w:val="22"/>
+        </w:rPr>
+        <w:t>Un contenedor liviano tarda del orden de 10 a 60 segundos entre que se decide crearlo y que recibe trafico util, contando descarga de imagen</w:t>
+      </w:r>
+    </w:p>
+    <w:p>
+      <w:pPr>
+        <w:pStyle w:val="ListBullet2"/>
+      </w:pPr>
+      <w:r>
+        <w:rPr>
+          <w:b w:val="0"/>
+          <w:color w:val="4A4A49"/>
+          <w:sz w:val="22"/>
+        </w:rPr>
+        <w:t>Arranque del proceso, conexion a la base de datos y aprobacion del chequeo de salud; una maquina virtual completa puede tardar de 2 a 5 minutos.</w:t>
+      </w:r>
+    </w:p>
+    <w:p>
+      <w:pPr>
+        <w:pStyle w:val="ListBullet2"/>
+      </w:pPr>
+      <w:r>
+        <w:rPr>
+          <w:b w:val="0"/>
+          <w:color w:val="4A4A49"/>
+          <w:sz w:val="22"/>
+        </w:rPr>
+        <w:t>Las respuestas correctas son tres y ninguna es "poner mas autoescalado": mantener holgura permanente por encima de la demanda habitual</w:t>
+      </w:r>
+    </w:p>
+    <w:p>
+      <w:pPr>
+        <w:pStyle w:val="ListBullet2"/>
+      </w:pPr>
+      <w:r>
+        <w:rPr>
+          <w:b w:val="0"/>
+          <w:color w:val="4A4A49"/>
+          <w:sz w:val="22"/>
+        </w:rPr>
+        <w:t>Poner una cola delante para absorber la rafaga y procesarla al ritmo que el sistema aguante, o degradar con gracia devolviendo una version reducida de la respuesta.</w:t>
       </w:r>
     </w:p>
     <w:p>
@@ -587,7 +1083,7 @@
           <w:color w:val="4A4A49"/>
           <w:sz w:val="22"/>
         </w:rPr>
-        <w:t>[Slide 12] Elegir la metrica: la decision mas fina del tema</w:t>
+        <w:t>[Slide 13] Elegir la metrica: la decision mas fina del tema</w:t>
       </w:r>
       <w:r>
         <w:rPr>
@@ -596,6 +1092,71 @@
           <w:sz w:val="22"/>
         </w:rPr>
         <w:t xml:space="preserve"> — 4 vinetas.</w:t>
+      </w:r>
+    </w:p>
+    <w:p>
+      <w:pPr>
+        <w:pStyle w:val="ListBullet2"/>
+      </w:pPr>
+      <w:r>
+        <w:rPr>
+          <w:b w:val="0"/>
+          <w:color w:val="4A4A49"/>
+          <w:sz w:val="22"/>
+        </w:rPr>
+        <w:t>DESARROLLO (para explicarlo, no se proyecta):</w:t>
+      </w:r>
+    </w:p>
+    <w:p>
+      <w:pPr>
+        <w:pStyle w:val="ListBullet2"/>
+      </w:pPr>
+      <w:r>
+        <w:rPr>
+          <w:b w:val="0"/>
+          <w:color w:val="4A4A49"/>
+          <w:sz w:val="22"/>
+        </w:rPr>
+        <w:t>Elegir bien la metrica es la decision mas fina del tema, y el ejemplo de CloudLite es contundente.</w:t>
+      </w:r>
+    </w:p>
+    <w:p>
+      <w:pPr>
+        <w:pStyle w:val="ListBullet2"/>
+      </w:pPr>
+      <w:r>
+        <w:rPr>
+          <w:b w:val="0"/>
+          <w:color w:val="4A4A49"/>
+          <w:sz w:val="22"/>
+        </w:rPr>
+        <w:t>La CPU es la metrica por defecto y es la equivocada para la mayoria de las APIs, porque una API que sobre todo espera respuestas de la base de datos esta limitada por entrada y salida</w:t>
+      </w:r>
+    </w:p>
+    <w:p>
+      <w:pPr>
+        <w:pStyle w:val="ListBullet2"/>
+      </w:pPr>
+      <w:r>
+        <w:rPr>
+          <w:b w:val="0"/>
+          <w:color w:val="4A4A49"/>
+          <w:sz w:val="22"/>
+        </w:rPr>
+        <w:t>No por procesador: cuando la latencia se dispara a 3 segundos porque el pool de conexiones esta agotado, la CPU puede seguir marcando un tranquilo 20 por ciento, el umbral del 70 nunca se cruza y el autoescalado no hace nada mientras los usuarios sufren.</w:t>
+      </w:r>
+    </w:p>
+    <w:p>
+      <w:pPr>
+        <w:pStyle w:val="ListBullet2"/>
+      </w:pPr>
+      <w:r>
+        <w:rPr>
+          <w:b w:val="0"/>
+          <w:color w:val="4A4A49"/>
+          <w:sz w:val="22"/>
+        </w:rPr>
+        <w:t>Para el componente de notificaciones de CloudLite la metrica natural es el numero de mensajes esperando en la cola, no la CPU del worker: si hay 500 mensajes acumulados hay que agregar workers, y da igual cuanta CPU usen.</w:t>
       </w:r>
     </w:p>
     <w:p>
@@ -644,7 +1205,7 @@
           <w:color w:val="4A4A49"/>
           <w:sz w:val="22"/>
         </w:rPr>
-        <w:t>[Slide 13] Lo que NO escala (1/2)</w:t>
+        <w:t>[Slide 14] Lo que NO escala</w:t>
       </w:r>
       <w:r>
         <w:rPr>
@@ -665,6 +1226,123 @@
           <w:color w:val="4A4A49"/>
           <w:sz w:val="22"/>
         </w:rPr>
+        <w:t>DESARROLLO (para explicarlo, no se proyecta):</w:t>
+      </w:r>
+    </w:p>
+    <w:p>
+      <w:pPr>
+        <w:pStyle w:val="ListBullet2"/>
+      </w:pPr>
+      <w:r>
+        <w:rPr>
+          <w:b w:val="0"/>
+          <w:color w:val="4A4A49"/>
+          <w:sz w:val="22"/>
+        </w:rPr>
+        <w:t>La capa de datos es el caso central: agregar instancias de API es casi gratis conceptualmente, pero una base de datos relacional que debe mantener consistencia tiene un unico escritor, y ese escritor no se multiplica sin cambiar el modelo.</w:t>
+      </w:r>
+    </w:p>
+    <w:p>
+      <w:pPr>
+        <w:pStyle w:val="ListBullet2"/>
+      </w:pPr>
+      <w:r>
+        <w:rPr>
+          <w:b w:val="0"/>
+          <w:color w:val="4A4A49"/>
+          <w:sz w:val="22"/>
+        </w:rPr>
+        <w:t>Se pueden agregar replicas de lectura, y ahi entra un concepto a definir: el retraso de replicacion, esos milisegundos o segundos en que la replica todavia no tiene el ultimo cambio</w:t>
+      </w:r>
+    </w:p>
+    <w:p>
+      <w:pPr>
+        <w:pStyle w:val="ListBullet2"/>
+      </w:pPr>
+      <w:r>
+        <w:rPr>
+          <w:b w:val="0"/>
+          <w:color w:val="4A4A49"/>
+          <w:sz w:val="22"/>
+        </w:rPr>
+        <w:t>Que produce el sintoma de que el usuario guarda un dato, la pagina lo relee de una replica y el dato no aparece.</w:t>
+      </w:r>
+    </w:p>
+    <w:p>
+      <w:pPr>
+        <w:pStyle w:val="ListBullet2"/>
+      </w:pPr>
+      <w:r>
+        <w:rPr>
+          <w:b w:val="0"/>
+          <w:color w:val="4A4A49"/>
+          <w:sz w:val="22"/>
+        </w:rPr>
+        <w:t>Las alternativas mas agresivas, particionar los datos por clave o cambiar a un modelo sin esquema fijo, son decisiones de arquitectura mayores y estan fuera del alcance de CloudLite v1</w:t>
+      </w:r>
+    </w:p>
+    <w:p>
+      <w:pPr>
+        <w:pStyle w:val="ListBullet2"/>
+      </w:pPr>
+      <w:r>
+        <w:rPr>
+          <w:b w:val="0"/>
+          <w:color w:val="4A4A49"/>
+          <w:sz w:val="22"/>
+        </w:rPr>
+        <w:t>Decirlo explicitamente en el informe es una respuesta correcta, no una debilidad.</w:t>
+      </w:r>
+    </w:p>
+    <w:p>
+      <w:pPr>
+        <w:pStyle w:val="ListBullet2"/>
+      </w:pPr>
+      <w:r>
+        <w:rPr>
+          <w:b w:val="0"/>
+          <w:color w:val="4A4A49"/>
+          <w:sz w:val="22"/>
+        </w:rPr>
+        <w:t>Hay un detalle aritmetico que es la mejor leccion del dia: si cada instancia de la API abre un pool de 20 conexiones y el autoescalado sube a 6 instancias</w:t>
+      </w:r>
+    </w:p>
+    <w:p>
+      <w:pPr>
+        <w:pStyle w:val="ListBullet2"/>
+      </w:pPr>
+      <w:r>
+        <w:rPr>
+          <w:b w:val="0"/>
+          <w:color w:val="4A4A49"/>
+          <w:sz w:val="22"/>
+        </w:rPr>
+        <w:t>El sistema pide 120 conexiones, mientras que una base de datos gestionada pequena suele admitir del orden de 100; el resultado es que escalar la API tumba la base de datos.</w:t>
+      </w:r>
+    </w:p>
+    <w:p>
+      <w:pPr>
+        <w:pStyle w:val="ListBullet2"/>
+      </w:pPr>
+      <w:r>
+        <w:rPr>
+          <w:b w:val="0"/>
+          <w:color w:val="4A4A49"/>
+          <w:sz w:val="22"/>
+        </w:rPr>
+        <w:t>NOTAS:</w:t>
+      </w:r>
+    </w:p>
+    <w:p>
+      <w:pPr>
+        <w:pStyle w:val="ListBullet2"/>
+      </w:pPr>
+      <w:r>
+        <w:rPr>
+          <w:b w:val="0"/>
+          <w:color w:val="4A4A49"/>
+          <w:sz w:val="22"/>
+        </w:rPr>
         <w:t>Declarar lo que NO escala separa un diseno serio de una lista de deseos.</w:t>
       </w:r>
     </w:p>
@@ -679,6 +1357,97 @@
           <w:sz w:val="22"/>
         </w:rPr>
         <w:t>Multiplicar la capa sin verificar el limite del recurso compartido no mejora el sistema, lo rompe.</w:t>
+      </w:r>
+    </w:p>
+    <w:p>
+      <w:pPr>
+        <w:pStyle w:val="ListBullet2"/>
+      </w:pPr>
+      <w:r>
+        <w:rPr>
+          <w:b w:val="0"/>
+          <w:color w:val="4A4A49"/>
+          <w:sz w:val="22"/>
+        </w:rPr>
+        <w:t>PREGUNTAS FRECUENTES Y CIERRE CONCEPTUAL ()</w:t>
+      </w:r>
+    </w:p>
+    <w:p>
+      <w:pPr>
+        <w:pStyle w:val="ListBullet2"/>
+      </w:pPr>
+      <w:r>
+        <w:rPr>
+          <w:b w:val="0"/>
+          <w:color w:val="4A4A49"/>
+          <w:sz w:val="22"/>
+        </w:rPr>
+        <w:t>La primera es por que documentar limites si el autoescalado es automatico; la respuesta es que automatico significa que ejecuta la politica que alguien escribio, no que decide bien: sin maximo escala el costo</w:t>
+      </w:r>
+    </w:p>
+    <w:p>
+      <w:pPr>
+        <w:pStyle w:val="ListBullet2"/>
+      </w:pPr>
+      <w:r>
+        <w:rPr>
+          <w:b w:val="0"/>
+          <w:color w:val="4A4A49"/>
+          <w:sz w:val="22"/>
+        </w:rPr>
+        <w:t>Sin minimo pierde disponibilidad, con la metrica equivocada no reacciona y con umbrales simetricos oscila; el automatismo amplifica la calidad de la decision humana en ambos sentidos.</w:t>
+      </w:r>
+    </w:p>
+    <w:p>
+      <w:pPr>
+        <w:pStyle w:val="ListBullet2"/>
+      </w:pPr>
+      <w:r>
+        <w:rPr>
+          <w:b w:val="0"/>
+          <w:color w:val="4A4A49"/>
+          <w:sz w:val="22"/>
+        </w:rPr>
+        <w:t>La segunda es si no seria mejor serverless, que "escala infinito"; la respuesta reconoce la ventaja real, que escala por peticion y no cobra en reposo</w:t>
+      </w:r>
+    </w:p>
+    <w:p>
+      <w:pPr>
+        <w:pStyle w:val="ListBullet2"/>
+      </w:pPr>
+      <w:r>
+        <w:rPr>
+          <w:b w:val="0"/>
+          <w:color w:val="4A4A49"/>
+          <w:sz w:val="22"/>
+        </w:rPr>
+        <w:t>Y nombra los tres costos: el arranque en frio, esa demora extra de cientos de milisegundos a segundos cuando una funcion se invoca despues de estar inactiva; el agotamiento de conexiones</w:t>
+      </w:r>
+    </w:p>
+    <w:p>
+      <w:pPr>
+        <w:pStyle w:val="ListBullet2"/>
+      </w:pPr>
+      <w:r>
+        <w:rPr>
+          <w:b w:val="0"/>
+          <w:color w:val="4A4A49"/>
+          <w:sz w:val="22"/>
+        </w:rPr>
+        <w:t>Porque mil funciones concurrentes matan a la base de datos igual que mil contenedores; y el costo por invocacion, que a volumen alto puede superar el de instancias fijas.</w:t>
+      </w:r>
+    </w:p>
+    <w:p>
+      <w:pPr>
+        <w:pStyle w:val="ListBullet2"/>
+      </w:pPr>
+      <w:r>
+        <w:rPr>
+          <w:b w:val="0"/>
+          <w:color w:val="4A4A49"/>
+          <w:sz w:val="22"/>
+        </w:rPr>
+        <w:t>Una regla de bolsillo: serverless sirve para cargas intermitentes y cortas; para trafico sostenido, una instancia fija suele ser mas barata y predecible.</w:t>
       </w:r>
     </w:p>
     <w:p>
@@ -701,7 +1470,7 @@
           <w:color w:val="4A4A49"/>
           <w:sz w:val="22"/>
         </w:rPr>
-        <w:t>[Slide 14] Lo que NO escala (2/2)</w:t>
+        <w:t>[Slide 15] Límites y costos</w:t>
       </w:r>
       <w:r>
         <w:rPr>
@@ -709,61 +1478,7 @@
           <w:color w:val="4A4A49"/>
           <w:sz w:val="22"/>
         </w:rPr>
-        <w:t xml:space="preserve"> — 3 vinetas.</w:t>
-      </w:r>
-    </w:p>
-    <w:p>
-      <w:r>
-        <w:rPr>
-          <w:b/>
-          <w:color w:val="4A4A49"/>
-          <w:sz w:val="22"/>
-        </w:rPr>
-        <w:t>[Slide 15] Preguntas frecuentes y cierre conceptual (1/2)</w:t>
-      </w:r>
-      <w:r>
-        <w:rPr>
-          <w:b w:val="0"/>
-          <w:color w:val="4A4A49"/>
-          <w:sz w:val="22"/>
-        </w:rPr>
-        <w:t xml:space="preserve"> — 3 vinetas.</w:t>
-      </w:r>
-    </w:p>
-    <w:p>
-      <w:r>
-        <w:rPr>
-          <w:b/>
-          <w:color w:val="4A4A49"/>
-          <w:sz w:val="22"/>
-        </w:rPr>
-        <w:t>[Slide 16] Preguntas frecuentes y cierre conceptual (2/2)</w:t>
-      </w:r>
-      <w:r>
-        <w:rPr>
-          <w:b w:val="0"/>
-          <w:color w:val="4A4A49"/>
-          <w:sz w:val="22"/>
-        </w:rPr>
-        <w:t xml:space="preserve"> — 3 vinetas.</w:t>
-      </w:r>
-    </w:p>
-    <w:p>
-      <w:r>
-        <w:rPr>
-          <w:b/>
-          <w:color w:val="4A4A49"/>
-          <w:sz w:val="22"/>
-        </w:rPr>
-        <w:t>[Slide 17] La regla de autoescalado, escrita como configuracion</w:t>
-      </w:r>
-      <w:r>
-        <w:rPr>
-          <w:b w:val="0"/>
-          <w:color w:val="4A4A49"/>
-          <w:sz w:val="22"/>
-        </w:rPr>
-        <w:t xml:space="preserve"> — 13 vinetas.</w:t>
+        <w:t xml:space="preserve"> — 5 vinetas.</w:t>
       </w:r>
     </w:p>
     <w:p>
@@ -865,32 +1580,6 @@
           <w:color w:val="4A4A49"/>
           <w:sz w:val="22"/>
         </w:rPr>
-        <w:t>Escala para CloudLite</w:t>
-      </w:r>
-    </w:p>
-    <w:p>
-      <w:pPr>
-        <w:pStyle w:val="ListNumber"/>
-      </w:pPr>
-      <w:r>
-        <w:rPr>
-          <w:b w:val="0"/>
-          <w:color w:val="4A4A49"/>
-          <w:sz w:val="22"/>
-        </w:rPr>
-        <w:t>Límites y costos</w:t>
-      </w:r>
-    </w:p>
-    <w:p>
-      <w:pPr>
-        <w:pStyle w:val="ListNumber"/>
-      </w:pPr>
-      <w:r>
-        <w:rPr>
-          <w:b w:val="0"/>
-          <w:color w:val="4A4A49"/>
-          <w:sz w:val="22"/>
-        </w:rPr>
         <w:t>Clase autonoma: escalabilidad no es rendimiento</w:t>
       </w:r>
     </w:p>
@@ -930,7 +1619,7 @@
           <w:color w:val="4A4A49"/>
           <w:sz w:val="22"/>
         </w:rPr>
-        <w:t>Las cinco piezas del autoescalado (1/2)</w:t>
+        <w:t>Escala para CloudLite</w:t>
       </w:r>
     </w:p>
     <w:p>
@@ -943,7 +1632,46 @@
           <w:color w:val="4A4A49"/>
           <w:sz w:val="22"/>
         </w:rPr>
-        <w:t>Las cinco piezas del autoescalado (2/2)</w:t>
+        <w:t>Las cinco piezas del autoescalado</w:t>
+      </w:r>
+    </w:p>
+    <w:p>
+      <w:pPr>
+        <w:pStyle w:val="ListNumber"/>
+      </w:pPr>
+      <w:r>
+        <w:rPr>
+          <w:b w:val="0"/>
+          <w:color w:val="4A4A49"/>
+          <w:sz w:val="22"/>
+        </w:rPr>
+        <w:t>Politica de autoescalado (tabla, no prosa)</w:t>
+      </w:r>
+    </w:p>
+    <w:p>
+      <w:pPr>
+        <w:pStyle w:val="ListNumber"/>
+      </w:pPr>
+      <w:r>
+        <w:rPr>
+          <w:b w:val="0"/>
+          <w:color w:val="4A4A49"/>
+          <w:sz w:val="22"/>
+        </w:rPr>
+        <w:t>La regla de autoescalado, escrita como configuracion</w:t>
+      </w:r>
+    </w:p>
+    <w:p>
+      <w:pPr>
+        <w:pStyle w:val="ListNumber"/>
+      </w:pPr>
+      <w:r>
+        <w:rPr>
+          <w:b w:val="0"/>
+          <w:color w:val="4A4A49"/>
+          <w:sz w:val="22"/>
+        </w:rPr>
+        <w:t>La maquina de decision del autoescalado</w:t>
       </w:r>
     </w:p>
     <w:p>
@@ -982,7 +1710,7 @@
           <w:color w:val="4A4A49"/>
           <w:sz w:val="22"/>
         </w:rPr>
-        <w:t>Lo que NO escala (1/2)</w:t>
+        <w:t>Lo que NO escala</w:t>
       </w:r>
     </w:p>
     <w:p>
@@ -995,59 +1723,7 @@
           <w:color w:val="4A4A49"/>
           <w:sz w:val="22"/>
         </w:rPr>
-        <w:t>Lo que NO escala (2/2)</w:t>
-      </w:r>
-    </w:p>
-    <w:p>
-      <w:pPr>
-        <w:pStyle w:val="ListNumber"/>
-      </w:pPr>
-      <w:r>
-        <w:rPr>
-          <w:b w:val="0"/>
-          <w:color w:val="4A4A49"/>
-          <w:sz w:val="22"/>
-        </w:rPr>
-        <w:t>Preguntas frecuentes y cierre conceptual (1/2)</w:t>
-      </w:r>
-    </w:p>
-    <w:p>
-      <w:pPr>
-        <w:pStyle w:val="ListNumber"/>
-      </w:pPr>
-      <w:r>
-        <w:rPr>
-          <w:b w:val="0"/>
-          <w:color w:val="4A4A49"/>
-          <w:sz w:val="22"/>
-        </w:rPr>
-        <w:t>Preguntas frecuentes y cierre conceptual (2/2)</w:t>
-      </w:r>
-    </w:p>
-    <w:p>
-      <w:pPr>
-        <w:pStyle w:val="ListNumber"/>
-      </w:pPr>
-      <w:r>
-        <w:rPr>
-          <w:b w:val="0"/>
-          <w:color w:val="4A4A49"/>
-          <w:sz w:val="22"/>
-        </w:rPr>
-        <w:t>La regla de autoescalado, escrita como configuracion</w:t>
-      </w:r>
-    </w:p>
-    <w:p>
-      <w:pPr>
-        <w:pStyle w:val="ListNumber"/>
-      </w:pPr>
-      <w:r>
-        <w:rPr>
-          <w:b w:val="0"/>
-          <w:color w:val="4A4A49"/>
-          <w:sz w:val="22"/>
-        </w:rPr>
-        <w:t>Politica de autoescalado (tabla, no prosa)</w:t>
+        <w:t>Límites y costos</w:t>
       </w:r>
     </w:p>
     <w:p>

--- a/Arquitectura de Sistemas Computacionales/Kit docente/Clase 13/Guion Docente Clase 13 - Escalabilidad automatica.docx
+++ b/Arquitectura de Sistemas Computacionales/Kit docente/Clase 13/Guion Docente Clase 13 - Escalabilidad automatica.docx
@@ -951,7 +951,7 @@
           <w:color w:val="4A4A49"/>
           <w:sz w:val="22"/>
         </w:rPr>
-        <w:t xml:space="preserve"> — 10 vinetas.</w:t>
+        <w:t xml:space="preserve"> — 17 vinetas.</w:t>
       </w:r>
     </w:p>
     <w:p>

--- a/Arquitectura de Sistemas Computacionales/Kit docente/Clase 13/Guion Docente Clase 13 - Escalabilidad automatica.docx
+++ b/Arquitectura de Sistemas Computacionales/Kit docente/Clase 13/Guion Docente Clase 13 - Escalabilidad automatica.docx
@@ -1060,7 +1060,7 @@
           <w:color w:val="4A4A49"/>
           <w:sz w:val="22"/>
         </w:rPr>
-        <w:t>(No se proyecta) Sume el periodo de evaluacion y el sistema reacciona entre 5 y 10 minutos despues de que empezo el problema, asi que un pico subito del tipo que la prueba de spike de la Clase 12 simula ocurre y termina antes de que llegue la ayuda.</w:t>
+        <w:t>(No se proyecta) Sume el periodo de evaluacion y el sistema reacciona entre 5 y 10 minutos despues de que empezo el problema, asi que un pico repentino del tipo que la prueba de spike de la Clase 12 simula ocurre y termina antes de que llegue la ayuda.</w:t>
       </w:r>
     </w:p>
     <w:p>
@@ -2717,7 +2717,7 @@
           <w:color w:val="4A4A49"/>
           <w:sz w:val="18"/>
         </w:rPr>
-        <w:t>1) Abre Navegador · editores de texto y de diagramas del curso y repite la demo de este guion.  2) Captura solo la ventana útil, no el escritorio completo.  3) Recorta a ~1200 px de ancho.  4) Guárdala como Kit docente/Clase 13/Capturas/demo-clase13.png.  5) Vuelve a generar el guion y la imagen queda embebida aquí sola. Detalle en Capturas/README.txt.</w:t>
+        <w:t>1) Abre Navegador · editores de texto y de diagramas del curso y repite la demo de este guion.  2) Captura solo la ventana útil, no el escritorio completo.  3) Recorta a ~1200 px de ancho.  4) Guárdala como Kit docente/Clase 13/Capturas/demo-clase13.png.  5) Vuelve a generar el guion y la imagen queda insertada aquí sola. Detalle en Capturas/README.txt.</w:t>
       </w:r>
     </w:p>
     <w:p>
